--- a/droit social dcg/13- licenciement - motif personnel.docx
+++ b/droit social dcg/13- licenciement - motif personnel.docx
@@ -2,13 +2,17 @@
 <file path=word/document.xml><?xml version="1.0" encoding="utf-8"?>
 <w:document xmlns:wpc="http://schemas.microsoft.com/office/word/2010/wordprocessingCanvas" xmlns:mo="http://schemas.microsoft.com/office/mac/office/2008/main" xmlns:mc="http://schemas.openxmlformats.org/markup-compatibility/2006" xmlns:mv="urn:schemas-microsoft-com:mac:vml" xmlns:o="urn:schemas-microsoft-com:office:office" xmlns:r="http://schemas.openxmlformats.org/officeDocument/2006/relationships" xmlns:m="http://schemas.openxmlformats.org/officeDocument/2006/math" xmlns:v="urn:schemas-microsoft-com:vml" xmlns:wp14="http://schemas.microsoft.com/office/word/2010/wordprocessingDrawing" xmlns:wp="http://schemas.openxmlformats.org/drawingml/2006/wordprocessingDrawing" xmlns:w10="urn:schemas-microsoft-com:office:word" xmlns:w="http://schemas.openxmlformats.org/wordprocessingml/2006/main" xmlns:w14="http://schemas.microsoft.com/office/word/2010/wordml" xmlns:wpg="http://schemas.microsoft.com/office/word/2010/wordprocessingGroup" xmlns:wpi="http://schemas.microsoft.com/office/word/2010/wordprocessingInk" xmlns:wne="http://schemas.microsoft.com/office/word/2006/wordml" xmlns:wps="http://schemas.microsoft.com/office/word/2010/wordprocessingShape" mc:Ignorable="w14 wp14">
   <w:body>
-    <w:p/>
     <w:p>
       <w:pPr>
         <w:pStyle w:val="Title"/>
         <w:jc w:val="center"/>
       </w:pPr>
       <w:r>
+        <w:rPr>
+          <w:b/>
+          <w:color w:val="1F4E79"/>
+          <w:sz w:val="34"/>
+        </w:rPr>
         <w:t>FICHE 13 : LE LICENCIEMENT POUR MOTIF PERSONNEL</w:t>
       </w:r>
     </w:p>
@@ -18,7 +22,12 @@
         <w:pStyle w:val="Heading2"/>
       </w:pPr>
       <w:r>
-        <w:t>LES CONDITIONS DU LICENCIEMENT POUR MOTIF PERSONNEL I �</w:t>
+        <w:rPr>
+          <w:b/>
+          <w:color w:val="7030A0"/>
+          <w:sz w:val="24"/>
+        </w:rPr>
+        <w:t>LES CONDITIONS DU LICENCIEMENT POUR MOTIF PERSONNEL I e</w:t>
       </w:r>
     </w:p>
     <w:p>
@@ -26,7 +35,12 @@
         <w:pStyle w:val="Heading2"/>
       </w:pPr>
       <w:r>
-        <w:t>LA CAUSE R�ELLE ET S�RIEUSE A �</w:t>
+        <w:rPr>
+          <w:b/>
+          <w:color w:val="2F5496"/>
+          <w:sz w:val="24"/>
+        </w:rPr>
+        <w:t>LA CAUSE ReELLE ET S'RIEUSE A e</w:t>
       </w:r>
     </w:p>
     <w:p>
@@ -34,37 +48,72 @@
         <w:pStyle w:val="Heading2"/>
       </w:pPr>
       <w:r>
-        <w:t>LA CAUSE R�ELLE</w:t>
+        <w:rPr>
+          <w:b/>
+          <w:color w:val="2F5496"/>
+          <w:sz w:val="24"/>
+        </w:rPr>
+        <w:t>LA CAUSE ReELLE</w:t>
       </w:r>
     </w:p>
     <w:p>
       <w:r>
+        <w:rPr>
+          <w:b w:val="0"/>
+          <w:color w:val="000000"/>
+          <w:sz w:val="22"/>
+        </w:rPr>
         <w:t>?</w:t>
       </w:r>
     </w:p>
     <w:p>
       <w:r>
-        <w:t>Elle suppose la r�union de trois caract�res.</w:t>
+        <w:rPr>
+          <w:b w:val="0"/>
+          <w:color w:val="000000"/>
+          <w:sz w:val="22"/>
+        </w:rPr>
+        <w:t>Elle suppose la reunion de trois caracteres.</w:t>
       </w:r>
     </w:p>
     <w:p>
       <w:r>
-        <w:t>En premier lieu elle doit �tre concr�te, c�est-�-dire �tablie et pr�cise. Le fait ne doit pas �tre flou ou insusceptible d��tre prouv�.</w:t>
+        <w:rPr>
+          <w:b w:val="0"/>
+          <w:color w:val="000000"/>
+          <w:sz w:val="22"/>
+        </w:rPr>
+        <w:t>En premier lieu elle doit etre concrete, c'est-e-dire etablie et precise. Le fait ne doit pas etre flou ou insusceptible d'etre prouve.</w:t>
       </w:r>
     </w:p>
     <w:p>
       <w:r>
-        <w:t>En second lieu, la cause doit �tre objective, c�est-�-dire fond�e sur des faits, des �l�ments constatables, relevant de la</w:t>
+        <w:rPr>
+          <w:b w:val="0"/>
+          <w:color w:val="000000"/>
+          <w:sz w:val="22"/>
+        </w:rPr>
+        <w:t>En second lieu, la cause doit etre objective, c'est-e-dire fondee sur des faits, des el'ments constatables, relevant de la</w:t>
       </w:r>
     </w:p>
     <w:p>
       <w:r>
-        <w:t>personne du salari�, de son travail ou de l�organisation de l�entreprise.</w:t>
+        <w:rPr>
+          <w:b w:val="0"/>
+          <w:color w:val="000000"/>
+          <w:sz w:val="22"/>
+        </w:rPr>
+        <w:t>personne du salarie, de son travail ou de l'organisation de l'entreprise.</w:t>
       </w:r>
     </w:p>
     <w:p>
       <w:r>
-        <w:t>Enfin elle doit �tre exacte, c�est-�-dire �tre conforme aux faits entra�nant la proc�dure de licenciement.</w:t>
+        <w:rPr>
+          <w:b w:val="0"/>
+          <w:color w:val="000000"/>
+          <w:sz w:val="22"/>
+        </w:rPr>
+        <w:t>Enfin elle doit etre exacte, c'est-e-dire etre conforme aux faits entraenant la procedure de licenciement.</w:t>
       </w:r>
     </w:p>
     <w:p>
@@ -72,22 +121,42 @@
         <w:pStyle w:val="Heading2"/>
       </w:pPr>
       <w:r>
-        <w:t>LA CAUSE S�RIEUSE</w:t>
+        <w:rPr>
+          <w:b/>
+          <w:color w:val="2F5496"/>
+          <w:sz w:val="24"/>
+        </w:rPr>
+        <w:t>LA CAUSE S'RIEUSE</w:t>
       </w:r>
     </w:p>
     <w:p>
       <w:r>
+        <w:rPr>
+          <w:b w:val="0"/>
+          <w:color w:val="000000"/>
+          <w:sz w:val="22"/>
+        </w:rPr>
         <w:t>?</w:t>
       </w:r>
     </w:p>
     <w:p>
       <w:r>
-        <w:t>La cause du licenciement doit rev�tir un caract�re suffisamment s�rieux pour justifier un licenciement c�est-�-dire �tre</w:t>
+        <w:rPr>
+          <w:b w:val="0"/>
+          <w:color w:val="000000"/>
+          <w:sz w:val="22"/>
+        </w:rPr>
+        <w:t>La cause du licenciement doit revetir un caractere suffisamment s'rieux pour justifier un licenciement c'est-e-dire etre</w:t>
       </w:r>
     </w:p>
     <w:p>
       <w:r>
-        <w:t>d�une gravit� suffisante pour expliquer la rupture du contrat de travail.</w:t>
+        <w:rPr>
+          <w:b w:val="0"/>
+          <w:color w:val="000000"/>
+          <w:sz w:val="22"/>
+        </w:rPr>
+        <w:t>d'une gravite suffisante pour expliquer la rupture du contrat de travail.</w:t>
       </w:r>
     </w:p>
     <w:p>
@@ -95,7 +164,12 @@
         <w:pStyle w:val="Heading2"/>
       </w:pPr>
       <w:r>
-        <w:t>LES MOTIFS DU LICENCIEMENT B �</w:t>
+        <w:rPr>
+          <w:b/>
+          <w:color w:val="2F5496"/>
+          <w:sz w:val="24"/>
+        </w:rPr>
+        <w:t>LES MOTIFS DU LICENCIEMENT B e</w:t>
       </w:r>
     </w:p>
     <w:p>
@@ -103,121 +177,241 @@
         <w:pStyle w:val="Heading2"/>
       </w:pPr>
       <w:r>
+        <w:rPr>
+          <w:b/>
+          <w:color w:val="2F5496"/>
+          <w:sz w:val="24"/>
+        </w:rPr>
         <w:t>LE MOTIF DISCIPLINAIRE</w:t>
       </w:r>
     </w:p>
     <w:p>
       <w:r>
+        <w:rPr>
+          <w:b w:val="0"/>
+          <w:color w:val="000000"/>
+          <w:sz w:val="22"/>
+        </w:rPr>
         <w:t>?</w:t>
       </w:r>
     </w:p>
     <w:p>
       <w:r>
+        <w:rPr>
+          <w:b w:val="0"/>
+          <w:color w:val="000000"/>
+          <w:sz w:val="22"/>
+        </w:rPr>
         <w:t>Classification des fautes</w:t>
       </w:r>
     </w:p>
     <w:p>
       <w:r>
-        <w:t>Le licenciement repose sur une faute imputable au salari�. La jurisprudence distingue quatre fautes, d�une gravit�</w:t>
+        <w:rPr>
+          <w:b w:val="0"/>
+          <w:color w:val="000000"/>
+          <w:sz w:val="22"/>
+        </w:rPr>
+        <w:t>Le licenciement repose sur une faute imputable au salarie. La jurisprudence distingue quatre fautes, d'une gravite</w:t>
       </w:r>
     </w:p>
     <w:p>
       <w:r>
-        <w:t>diff�rente et emportant des cons�quences juridiques propres.</w:t>
+        <w:rPr>
+          <w:b w:val="0"/>
+          <w:color w:val="000000"/>
+          <w:sz w:val="22"/>
+        </w:rPr>
+        <w:t>differente et emportant des consequences juridiques propres.</w:t>
       </w:r>
     </w:p>
     <w:p>
       <w:r>
-        <w:t>La faute l�g�re. Bien que r�elle, elle ne justifie jamais un licenciement. D�une gravit� insuffisante pour mettre un terme</w:t>
+        <w:rPr>
+          <w:b w:val="0"/>
+          <w:color w:val="000000"/>
+          <w:sz w:val="22"/>
+        </w:rPr>
+        <w:t>La faute l'gere. Bien que reelle, elle ne justifie jamais un licenciement. D'une gravite insuffisante pour mettre un terme</w:t>
       </w:r>
     </w:p>
     <w:p>
       <w:r>
-        <w:t>au contrat de travail, elle peut cependant faire l�objet d�une sanction disciplinaire.</w:t>
+        <w:rPr>
+          <w:b w:val="0"/>
+          <w:color w:val="000000"/>
+          <w:sz w:val="22"/>
+        </w:rPr>
+        <w:t>au contrat de travail, elle peut cependant faire l'objet d'une sanction disciplinaire.</w:t>
       </w:r>
     </w:p>
     <w:p>
       <w:r>
-        <w:t>La faute s�rieuse. Elle rend impossible la continuation de la relation de travail et constitue une cause r�elle et s�rieuse</w:t>
+        <w:rPr>
+          <w:b w:val="0"/>
+          <w:color w:val="000000"/>
+          <w:sz w:val="22"/>
+        </w:rPr>
+        <w:t>La faute s'rieuse. Elle rend impossible la continuation de la relation de travail et constitue une cause reelle et s'rieuse</w:t>
       </w:r>
     </w:p>
     <w:p>
       <w:r>
-        <w:t>de licenciement. Cependant elle ne prive pas le salari� de ses droits � pr�avis et � indemnit�s. Par exemple une indisci-</w:t>
+        <w:rPr>
+          <w:b w:val="0"/>
+          <w:color w:val="000000"/>
+          <w:sz w:val="22"/>
+        </w:rPr>
+        <w:t>de licenciement. Cependant elle ne prive pas le salarie de ses droits e preavis et e indemnites. Par exemple une indisci-</w:t>
       </w:r>
     </w:p>
     <w:p>
       <w:r>
-        <w:t>pline caract�ris�e ou des retards r�p�t�s.</w:t>
+        <w:rPr>
+          <w:b w:val="0"/>
+          <w:color w:val="000000"/>
+          <w:sz w:val="22"/>
+        </w:rPr>
+        <w:t>pline caracterisee ou des retards repet's.</w:t>
       </w:r>
     </w:p>
     <w:p>
       <w:r>
-        <w:t>La faute grave. Elle justifie le licenciement et implique le d�part imm�diat du salari� en privant ce dernier des</w:t>
+        <w:rPr>
+          <w:b w:val="0"/>
+          <w:color w:val="000000"/>
+          <w:sz w:val="22"/>
+        </w:rPr>
+        <w:t>La faute grave. Elle justifie le licenciement et implique le d'part immediat du salarie en privant ce dernier des</w:t>
       </w:r>
     </w:p>
     <w:p>
       <w:r>
-        <w:t>indemnit�s de pr�avis et de licenciement.Par exemple, les violences, les actes d�insubordination, les menaces (Cass.</w:t>
+        <w:rPr>
+          <w:b w:val="0"/>
+          <w:color w:val="000000"/>
+          <w:sz w:val="22"/>
+        </w:rPr>
+        <w:t>indemnites de preavis et de licenciement.Par exemple, les violences, les actes d'insubordination, les menaces (Cass.</w:t>
       </w:r>
     </w:p>
     <w:p>
       <w:r>
+        <w:rPr>
+          <w:b w:val="0"/>
+          <w:color w:val="000000"/>
+          <w:sz w:val="22"/>
+        </w:rPr>
         <w:t>58</w:t>
       </w:r>
     </w:p>
     <w:p>
       <w:r>
-        <w:t>�ditions Corroy � 4 rue de Villars, 42000 Saint-�tienne � 04 77 79 92 46 � infos@editions-corroy.fr</w:t>
+        <w:rPr>
+          <w:b w:val="0"/>
+          <w:color w:val="000000"/>
+          <w:sz w:val="22"/>
+        </w:rPr>
+        <w:t>editions Corroy e 4 rue de Villars, 42000 Saint-etienne e 04 77 79 92 46 e infos@editions-corroy.fr</w:t>
       </w:r>
     </w:p>
     <w:p>
       <w:r>
-        <w:t>COLLECTION DCG UE 3 � Droit social - Fiches de cours</w:t>
+        <w:rPr>
+          <w:b w:val="0"/>
+          <w:color w:val="000000"/>
+          <w:sz w:val="22"/>
+        </w:rPr>
+        <w:t>COLLECTION DCG UE 3 e Droit social - Fiches de cours</w:t>
       </w:r>
     </w:p>
     <w:p>
       <w:r>
+        <w:rPr>
+          <w:b w:val="0"/>
+          <w:color w:val="000000"/>
+          <w:sz w:val="22"/>
+        </w:rPr>
         <w:t>DCGUE3F.qxp_DCGUE3F 24/07/2025 10:26 Page 58</w:t>
       </w:r>
     </w:p>
     <w:p>
       <w:r>
+        <w:rPr>
+          <w:b w:val="0"/>
+          <w:color w:val="000000"/>
+          <w:sz w:val="22"/>
+        </w:rPr>
         <w:t>59</w:t>
       </w:r>
     </w:p>
     <w:p>
       <w:r>
-        <w:t>�ditions Corroy � 4 rue de Villars, 42000 Saint-�tienne � 04 77 79 92 46 � infos@editions-corroy.fr</w:t>
+        <w:rPr>
+          <w:b w:val="0"/>
+          <w:color w:val="000000"/>
+          <w:sz w:val="22"/>
+        </w:rPr>
+        <w:t>editions Corroy e 4 rue de Villars, 42000 Saint-etienne e 04 77 79 92 46 e infos@editions-corroy.fr</w:t>
       </w:r>
     </w:p>
     <w:p>
       <w:r>
-        <w:t>UE 3 � Fiche 13</w:t>
+        <w:rPr>
+          <w:b w:val="0"/>
+          <w:color w:val="000000"/>
+          <w:sz w:val="22"/>
+        </w:rPr>
+        <w:t>UE 3 e Fiche 13</w:t>
       </w:r>
     </w:p>
     <w:p>
       <w:r>
+        <w:rPr>
+          <w:b w:val="0"/>
+          <w:color w:val="000000"/>
+          <w:sz w:val="22"/>
+        </w:rPr>
         <w:t>soc. 19 mars 2014 et 8 octobre 2014), les comportements injurieux (Cass. soc. 18 octobre 2017) et les propos</w:t>
       </w:r>
     </w:p>
     <w:p>
       <w:r>
-        <w:t>d�gradants (Cass. soc. 27 mai 2020).</w:t>
+        <w:rPr>
+          <w:b w:val="0"/>
+          <w:color w:val="000000"/>
+          <w:sz w:val="22"/>
+        </w:rPr>
+        <w:t>d'gradants (Cass. soc. 27 mai 2020).</w:t>
       </w:r>
     </w:p>
     <w:p>
       <w:r>
-        <w:t>La faute lourde. D�une gravit� exceptionnelle, elle suppose l�intention particuli�re de nuire � l�entreprise (par exemple</w:t>
+        <w:rPr>
+          <w:b w:val="0"/>
+          <w:color w:val="000000"/>
+          <w:sz w:val="22"/>
+        </w:rPr>
+        <w:t>La faute lourde. D'une gravite exceptionnelle, elle suppose l'intention particuliere de nuire e l'entreprise (par exemple</w:t>
       </w:r>
     </w:p>
     <w:p>
       <w:r>
-        <w:t>des menaces de mort � l�endroit de l�employeur - Cass. soc. 4 juillet 2018 - ou le fait d�avoir une activit� concurrente �</w:t>
+        <w:rPr>
+          <w:b w:val="0"/>
+          <w:color w:val="000000"/>
+          <w:sz w:val="22"/>
+        </w:rPr>
+        <w:t>des menaces de mort e l'endroit de l'employeur - Cass. soc. 4 juillet 2018 - ou le fait d'avoir une activite concurrente e</w:t>
       </w:r>
     </w:p>
     <w:p>
       <w:r>
+        <w:rPr>
+          <w:b w:val="0"/>
+          <w:color w:val="000000"/>
+          <w:sz w:val="22"/>
+        </w:rPr>
         <w:t>Cass. soc. 17 avril 2019).</w:t>
       </w:r>
     </w:p>
@@ -226,92 +420,182 @@
         <w:pStyle w:val="Heading2"/>
       </w:pPr>
       <w:r>
+        <w:rPr>
+          <w:b/>
+          <w:color w:val="2F5496"/>
+          <w:sz w:val="24"/>
+        </w:rPr>
         <w:t>LE MOTIF NON DISCIPLINAIRE</w:t>
       </w:r>
     </w:p>
     <w:p>
       <w:r>
+        <w:rPr>
+          <w:b w:val="0"/>
+          <w:color w:val="000000"/>
+          <w:sz w:val="22"/>
+        </w:rPr>
         <w:t>?</w:t>
       </w:r>
     </w:p>
     <w:p>
       <w:r>
+        <w:rPr>
+          <w:b w:val="0"/>
+          <w:color w:val="000000"/>
+          <w:sz w:val="22"/>
+        </w:rPr>
         <w:t>Les motifs pouvant justifier le licenciement ne reposent pas toujours sur une faute. Ils doivent cependant toujours avoir</w:t>
       </w:r>
     </w:p>
     <w:p>
       <w:r>
-        <w:t>une cause r�elle et s�rieuse.</w:t>
+        <w:rPr>
+          <w:b w:val="0"/>
+          <w:color w:val="000000"/>
+          <w:sz w:val="22"/>
+        </w:rPr>
+        <w:t>une cause reelle et s'rieuse.</w:t>
       </w:r>
     </w:p>
     <w:p>
       <w:r>
+        <w:rPr>
+          <w:b w:val="0"/>
+          <w:color w:val="000000"/>
+          <w:sz w:val="22"/>
+        </w:rPr>
         <w:t>Il est possible de distinguer :</w:t>
       </w:r>
     </w:p>
     <w:p>
       <w:r>
-        <w:t>L�insuffisance professionnelle. Il s�agit simplement de l�incomp�tence qui manifeste l�impossibilit� pour le salari�</w:t>
+        <w:rPr>
+          <w:b w:val="0"/>
+          <w:color w:val="000000"/>
+          <w:sz w:val="22"/>
+        </w:rPr>
+        <w:t>L'insuffisance professionnelle. Il s'agit simplement de l'incompetence qui manifeste l'impossibilite pour le salarie</w:t>
       </w:r>
     </w:p>
     <w:p>
       <w:r>
-        <w:t>d�accomplir les t�ches qui lui sont confi�es au regard des manquements, erreurs et �checs dans son travail (les</w:t>
+        <w:rPr>
+          <w:b w:val="0"/>
+          <w:color w:val="000000"/>
+          <w:sz w:val="22"/>
+        </w:rPr>
+        <w:t>d'accomplir les t'ches qui lui sont confiees au regard des manquements, erreurs et echecs dans son travail (les</w:t>
       </w:r>
     </w:p>
     <w:p>
       <w:r>
-        <w:t>manquements doivent �tre imputables au salari� � Cass. soc. 22 f�vrier 2017). Il est n�cessaire � l�appui de ce motif de</w:t>
+        <w:rPr>
+          <w:b w:val="0"/>
+          <w:color w:val="000000"/>
+          <w:sz w:val="22"/>
+        </w:rPr>
+        <w:t>manquements doivent etre imputables au salarie e Cass. soc. 22 fevrier 2017). Il est n'cessaire e l'appui de ce motif de</w:t>
       </w:r>
     </w:p>
     <w:p>
       <w:r>
-        <w:t>fournir les �l�ments pr�cis et objectifs la justifiant.</w:t>
+        <w:rPr>
+          <w:b w:val="0"/>
+          <w:color w:val="000000"/>
+          <w:sz w:val="22"/>
+        </w:rPr>
+        <w:t>fournir les el'ments precis et objectifs la justifiant.</w:t>
       </w:r>
     </w:p>
     <w:p>
       <w:r>
-        <w:t>L�insuffisance de r�sultats. Le fait de ne pas atteindre les objectifs fix�s par l�employeur, dans la mesure o� ceux-ci sont</w:t>
+        <w:rPr>
+          <w:b w:val="0"/>
+          <w:color w:val="000000"/>
+          <w:sz w:val="22"/>
+        </w:rPr>
+        <w:t>L'insuffisance de resultats. Le fait de ne pas atteindre les objectifs fixes par l'employeur, dans la mesure oe ceux-ci sont</w:t>
       </w:r>
     </w:p>
     <w:p>
       <w:r>
+        <w:rPr>
+          <w:b w:val="0"/>
+          <w:color w:val="000000"/>
+          <w:sz w:val="22"/>
+        </w:rPr>
         <w:t>raisonnables, peut justifier la rupture du contrat de travail.</w:t>
       </w:r>
     </w:p>
     <w:p>
       <w:r>
-        <w:t>La maladie. En principe la maladie ne peut �tre en soi un motif de licenciement. N�anmoins lorsque celle-ci, r�p�t�e et</w:t>
+        <w:rPr>
+          <w:b w:val="0"/>
+          <w:color w:val="000000"/>
+          <w:sz w:val="22"/>
+        </w:rPr>
+        <w:t>La maladie. En principe la maladie ne peut etre en soi un motif de licenciement. N'anmoins lorsque celle-ci, repet'e et</w:t>
       </w:r>
     </w:p>
     <w:p>
       <w:r>
-        <w:t>prolong�e, � pour effet de d�sorganiser l�entreprise et impose le remplacement d�finitif du salari�, le licenciement peut</w:t>
+        <w:rPr>
+          <w:b w:val="0"/>
+          <w:color w:val="000000"/>
+          <w:sz w:val="22"/>
+        </w:rPr>
+        <w:t>prolongee, e pour effet de d'sorganiser l'entreprise et impose le remplacement d'finitif du salarie, le licenciement peut</w:t>
       </w:r>
     </w:p>
     <w:p>
       <w:r>
-        <w:t>�tre justifi� (Cass. soc.15 janvier 2014).</w:t>
+        <w:rPr>
+          <w:b w:val="0"/>
+          <w:color w:val="000000"/>
+          <w:sz w:val="22"/>
+        </w:rPr>
+        <w:t>etre justifie (Cass. soc.15 janvier 2014).</w:t>
       </w:r>
     </w:p>
     <w:p>
       <w:r>
-        <w:t>L�inaptitude. Le m�decin du travail peut d�clarer le salari� inapte, c�est-�-dire incapable d�exercer tout ou partie des</w:t>
+        <w:rPr>
+          <w:b w:val="0"/>
+          <w:color w:val="000000"/>
+          <w:sz w:val="22"/>
+        </w:rPr>
+        <w:t>L'inaptitude. Le m'decin du travail peut d'clarer le salarie inapte, c'est-e-dire incapable d'exercer tout ou partie des</w:t>
       </w:r>
     </w:p>
     <w:p>
       <w:r>
-        <w:t>fonctions qui lui sont confi�es. Dans cette hypoth�se, l�employeur doit proposer au salari� tout poste comparable</w:t>
+        <w:rPr>
+          <w:b w:val="0"/>
+          <w:color w:val="000000"/>
+          <w:sz w:val="22"/>
+        </w:rPr>
+        <w:t>fonctions qui lui sont confiees. Dans cette hypothese, l'employeur doit proposer au salarie tout poste comparable</w:t>
       </w:r>
     </w:p>
     <w:p>
       <w:r>
-        <w:t>permettant de maintenir le salari� dans l�entreprise, quelle que soit l�origine de l�inaptitude (professionnelle ou non �</w:t>
+        <w:rPr>
+          <w:b w:val="0"/>
+          <w:color w:val="000000"/>
+          <w:sz w:val="22"/>
+        </w:rPr>
+        <w:t>permettant de maintenir le salarie dans l'entreprise, quelle que soit l'origine de l'inaptitude (professionnelle ou non e</w:t>
       </w:r>
     </w:p>
     <w:p>
       <w:r>
-        <w:t>art. 1226-4 et 1226-12). L�employeur ne peut rompre le contrat de travail que s�il justifie :</w:t>
+        <w:rPr>
+          <w:b w:val="0"/>
+          <w:color w:val="000000"/>
+          <w:sz w:val="22"/>
+        </w:rPr>
+        <w:t>art. 1226-4 et 1226-12). L'employeur ne peut rompre le contrat de travail que s'il justifie :</w:t>
       </w:r>
     </w:p>
     <w:p>
@@ -319,7 +603,12 @@
         <w:pStyle w:val="ListBullet"/>
       </w:pPr>
       <w:r>
-        <w:t>soit de son impossibilit� de proposer un emploi compatible avec son �tat de sant� ; -</w:t>
+        <w:rPr>
+          <w:b w:val="0"/>
+          <w:color w:val="000000"/>
+          <w:sz w:val="22"/>
+        </w:rPr>
+        <w:t>soit de son impossibilite de proposer un emploi compatible avec son etat de sante ;</w:t>
       </w:r>
     </w:p>
     <w:p>
@@ -327,7 +616,12 @@
         <w:pStyle w:val="ListBullet"/>
       </w:pPr>
       <w:r>
-        <w:t>soit du refus par le salari� de l�emploi propos� ; -</w:t>
+        <w:rPr>
+          <w:b w:val="0"/>
+          <w:color w:val="000000"/>
+          <w:sz w:val="22"/>
+        </w:rPr>
+        <w:t>soit du refus par le salarie de l'emploi propose ;</w:t>
       </w:r>
     </w:p>
     <w:p>
@@ -335,32 +629,62 @@
         <w:pStyle w:val="ListBullet"/>
       </w:pPr>
       <w:r>
-        <w:t>soit de la mention expresse dans l�avis du m�decin du travail que tout maintien du salari� dans un emploi serait -</w:t>
+        <w:rPr>
+          <w:b w:val="0"/>
+          <w:color w:val="000000"/>
+          <w:sz w:val="22"/>
+        </w:rPr>
+        <w:t>soit de la mention expresse dans l'avis du m'decin du travail que tout maintien du salarie dans un emploi serait</w:t>
       </w:r>
     </w:p>
     <w:p>
       <w:r>
-        <w:t>gravement pr�judiciable � sa sant� ou que l��tat de sant� du salari� fait obstacle � tout reclassement dans un emploi.</w:t>
+        <w:rPr>
+          <w:b w:val="0"/>
+          <w:color w:val="000000"/>
+          <w:sz w:val="22"/>
+        </w:rPr>
+        <w:t>gravement prejudiciable e sa sante ou que l'etat de sante du salarie fait obstacle e tout reclassement dans un emploi.</w:t>
       </w:r>
     </w:p>
     <w:p>
       <w:r>
-        <w:t>Lorsqu�� l�issue d�un d�lai d�un mois le salari� n�est pas reclass� ou licenci�, l�employeur doit lui verser le salaire d� �</w:t>
+        <w:rPr>
+          <w:b w:val="0"/>
+          <w:color w:val="000000"/>
+          <w:sz w:val="22"/>
+        </w:rPr>
+        <w:t>Lorsqu'e l'issue d'un d'lai d'un mois le salarie n'est pas reclasse ou licencie, l'employeur doit lui verser le salaire d' e</w:t>
       </w:r>
     </w:p>
     <w:p>
       <w:r>
+        <w:rPr>
+          <w:b w:val="0"/>
+          <w:color w:val="000000"/>
+          <w:sz w:val="22"/>
+        </w:rPr>
         <w:t>compter de la suspension de son contrat.</w:t>
       </w:r>
     </w:p>
     <w:p>
       <w:r>
-        <w:t>La perte de confiance. Elle n�est pas en soi un motif l�gitime de licenciement. Elle ne peut �tre que la cons�quence de faits</w:t>
+        <w:rPr>
+          <w:b w:val="0"/>
+          <w:color w:val="000000"/>
+          <w:sz w:val="22"/>
+        </w:rPr>
+        <w:t>La perte de confiance. Elle n'est pas en soi un motif l'gitime de licenciement. Elle ne peut etre que la consequence de faits</w:t>
       </w:r>
     </w:p>
     <w:p>
       <w:r>
-        <w:t>objectifs, pr�cis et imputables au salari� de nature � �tre consid�r�s comme une cause r�elle et s�rieuse de licenciement.</w:t>
+        <w:rPr>
+          <w:b w:val="0"/>
+          <w:color w:val="000000"/>
+          <w:sz w:val="22"/>
+        </w:rPr>
+        <w:t>objectifs, precis et imputables au salarie de nature e etre consideres comme une cause reelle et s'rieuse de licenciement.</w:t>
       </w:r>
     </w:p>
     <w:p>
@@ -368,7 +692,12 @@
         <w:pStyle w:val="Heading2"/>
       </w:pPr>
       <w:r>
-        <w:t>LE CAS PARTICULIER DES �V�NEMENTS DE LA VIE PRIV�E C �</w:t>
+        <w:rPr>
+          <w:b/>
+          <w:color w:val="2F5496"/>
+          <w:sz w:val="24"/>
+        </w:rPr>
+        <w:t>LE CAS PARTICULIER DES eVeNEMENTS DE LA VIE PRIVeE C e</w:t>
       </w:r>
     </w:p>
     <w:p>
@@ -376,62 +705,122 @@
         <w:pStyle w:val="Heading2"/>
       </w:pPr>
       <w:r>
+        <w:rPr>
+          <w:b/>
+          <w:color w:val="006100"/>
+          <w:sz w:val="24"/>
+        </w:rPr>
         <w:t>PRINCIPE</w:t>
       </w:r>
     </w:p>
     <w:p>
       <w:r>
+        <w:rPr>
+          <w:b w:val="0"/>
+          <w:color w:val="006100"/>
+          <w:sz w:val="22"/>
+        </w:rPr>
         <w:t>?</w:t>
       </w:r>
     </w:p>
     <w:p>
       <w:r>
-        <w:t>Par principe l�employeur ne peut �tre fond� � sanctionner un salari� pour des faits qui rel�vent de sa vie personnelle. En</w:t>
+        <w:rPr>
+          <w:b w:val="0"/>
+          <w:color w:val="006100"/>
+          <w:sz w:val="22"/>
+        </w:rPr>
+        <w:t>Par principe l'employeur ne peut etre fonde e sanctionner un salarie pour des faits qui relevent de sa vie personnelle. En</w:t>
       </w:r>
     </w:p>
     <w:p>
       <w:r>
-        <w:t>effet, seules les fautes commises dans l�ex�cution des fonctions ou � l�occasion de celles-ci peuvent justifier l�usage par</w:t>
+        <w:rPr>
+          <w:b w:val="0"/>
+          <w:color w:val="006100"/>
+          <w:sz w:val="22"/>
+        </w:rPr>
+        <w:t>effet, seules les fautes commises dans l'execution des fonctions ou e l'occasion de celles-ci peuvent justifier l'usage par</w:t>
       </w:r>
     </w:p>
     <w:p>
       <w:r>
-        <w:t>l�employeur de son pouvoir disciplinaire.</w:t>
+        <w:rPr>
+          <w:b w:val="0"/>
+          <w:color w:val="006100"/>
+          <w:sz w:val="22"/>
+        </w:rPr>
+        <w:t>l'employeur de son pouvoir disciplinaire.</w:t>
       </w:r>
     </w:p>
     <w:p>
       <w:r>
-        <w:t>La vie personnelle a une acception plus large que la vie priv�e dans la mesure o� elle englobe cette derni�re et comprend</w:t>
+        <w:rPr>
+          <w:b w:val="0"/>
+          <w:color w:val="006100"/>
+          <w:sz w:val="22"/>
+        </w:rPr>
+        <w:t>La vie personnelle a une acception plus large que la vie privee dans la mesure oe elle englobe cette derniere et comprend</w:t>
       </w:r>
     </w:p>
     <w:p>
       <w:r>
-        <w:t>l�ensemble des comportements et activit�s que le salari� peut avoir en dehors de sa vie professionnelle. Il est alors ais� de</w:t>
+        <w:rPr>
+          <w:b w:val="0"/>
+          <w:color w:val="006100"/>
+          <w:sz w:val="22"/>
+        </w:rPr>
+        <w:t>l'ensemble des comportements et activites que le salarie peut avoir en dehors de sa vie professionnelle. Il est alors aise de</w:t>
       </w:r>
     </w:p>
     <w:p>
       <w:r>
-        <w:t>comprendre que l�employeur, en dehors du temps o� le salari� ex�cute sa prestation de travail, ne puisse avoir un droit de</w:t>
+        <w:rPr>
+          <w:b w:val="0"/>
+          <w:color w:val="006100"/>
+          <w:sz w:val="22"/>
+        </w:rPr>
+        <w:t>comprendre que l'employeur, en dehors du temps oe le salarie execute sa prestation de travail, ne puisse avoir un droit de</w:t>
       </w:r>
     </w:p>
     <w:p>
       <w:r>
-        <w:t>regard sur l�organisation, le fonctionnement ou les pratiques de la vie du salari� et � fortiori en tire un motif de sanction.</w:t>
+        <w:rPr>
+          <w:b w:val="0"/>
+          <w:color w:val="006100"/>
+          <w:sz w:val="22"/>
+        </w:rPr>
+        <w:t>regard sur l'organisation, le fonctionnement ou les pratiques de la vie du salarie et e fortiori en tire un motif de sanction.</w:t>
       </w:r>
     </w:p>
     <w:p>
       <w:r>
-        <w:t>La Cour de cassation a pu l�gitimement consid�rer que l�aide au s�jour irr�gulier ne peut �tre sanctionn�e par l�employeur</w:t>
+        <w:rPr>
+          <w:b w:val="0"/>
+          <w:color w:val="006100"/>
+          <w:sz w:val="22"/>
+        </w:rPr>
+        <w:t>La Cour de cassation a pu l'gitimement considerer que l'aide au s'jour irregulier ne peut etre sanctionnee par l'employeur</w:t>
       </w:r>
     </w:p>
     <w:p>
       <w:r>
-        <w:t>(Cass. soc.16 d�cembre 1997), ni m�me l�incarc�ration du salari� (Cass. soc. 26 f�vrier 2003) ou encore le fait de voler</w:t>
+        <w:rPr>
+          <w:b w:val="0"/>
+          <w:color w:val="006100"/>
+          <w:sz w:val="22"/>
+        </w:rPr>
+        <w:t>(Cass. soc.16 d'cembre 1997), ni m'me l'incarceration du salarie (Cass. soc. 26 fevrier 2003) ou encore le fait de voler</w:t>
       </w:r>
     </w:p>
     <w:p>
       <w:r>
-        <w:t>les enjoliveurs de la voiture d�un coll�gue sur un parking � l�ext�rieur de l�entreprise (Cass. soc. 19 septembre 2007).</w:t>
+        <w:rPr>
+          <w:b w:val="0"/>
+          <w:color w:val="006100"/>
+          <w:sz w:val="22"/>
+        </w:rPr>
+        <w:t>les enjoliveurs de la voiture d'un collegue sur un parking e l'exterieur de l'entreprise (Cass. soc. 19 septembre 2007).</w:t>
       </w:r>
     </w:p>
     <w:p>
@@ -439,217 +828,432 @@
         <w:pStyle w:val="Heading2"/>
       </w:pPr>
       <w:r>
+        <w:rPr>
+          <w:b/>
+          <w:color w:val="C0504D"/>
+          <w:sz w:val="24"/>
+        </w:rPr>
         <w:t>EXCEPTION</w:t>
       </w:r>
     </w:p>
     <w:p>
       <w:r>
+        <w:rPr>
+          <w:b w:val="0"/>
+          <w:color w:val="C0504D"/>
+          <w:sz w:val="22"/>
+        </w:rPr>
         <w:t>?</w:t>
       </w:r>
     </w:p>
     <w:p>
       <w:r>
-        <w:t>Dans certains cas cependant, les tribunaux ont accept� de retenir des faits relevant de la vie personnelle comme</w:t>
+        <w:rPr>
+          <w:b w:val="0"/>
+          <w:color w:val="C0504D"/>
+          <w:sz w:val="22"/>
+        </w:rPr>
+        <w:t>Dans certains cas cependant, les tribunaux ont accepte de retenir des faits relevant de la vie personnelle comme</w:t>
       </w:r>
     </w:p>
     <w:p>
       <w:r>
-        <w:t>fondement � une proc�dure de licenciement.</w:t>
+        <w:rPr>
+          <w:b w:val="0"/>
+          <w:color w:val="C0504D"/>
+          <w:sz w:val="22"/>
+        </w:rPr>
+        <w:t>fondement e une procedure de licenciement.</w:t>
       </w:r>
     </w:p>
     <w:p>
       <w:r>
-        <w:t>La juridiction supr�me a retenu dans un premier temps la notion de trouble caract�ris� dans l�entreprise pour justifier qu�un fait</w:t>
+        <w:rPr>
+          <w:b w:val="0"/>
+          <w:color w:val="C0504D"/>
+          <w:sz w:val="22"/>
+        </w:rPr>
+        <w:t>La juridiction supreme a retenu dans un premier temps la notion de trouble caracterise dans l'entreprise pour justifier qu'un fait</w:t>
       </w:r>
     </w:p>
     <w:p>
       <w:r>
-        <w:t>relevant de la vie personnelle puisse �tre utilis� pour sanctionner un salari�. (Par exemple un salari� qui bat son �pouse �</w:t>
+        <w:rPr>
+          <w:b w:val="0"/>
+          <w:color w:val="C0504D"/>
+          <w:sz w:val="22"/>
+        </w:rPr>
+        <w:t>relevant de la vie personnelle puisse etre utilise pour sanctionner un salarie. (Par exemple un salarie qui bat son epouse e</w:t>
       </w:r>
     </w:p>
     <w:p>
       <w:r>
-        <w:t>proximit� de l�entreprise, Cass. soc. 1</w:t>
+        <w:rPr>
+          <w:b w:val="0"/>
+          <w:color w:val="C0504D"/>
+          <w:sz w:val="22"/>
+        </w:rPr>
+        <w:t>proximite de l'entreprise, Cass. soc. 1</w:t>
       </w:r>
     </w:p>
     <w:p>
       <w:r>
+        <w:rPr>
+          <w:b w:val="0"/>
+          <w:color w:val="C0504D"/>
+          <w:sz w:val="22"/>
+        </w:rPr>
         <w:t>er</w:t>
       </w:r>
     </w:p>
     <w:p>
       <w:r>
-        <w:t>avril 1992). Plus r�cemment, la chambre sociale de la Cour de cassation a pu d�cider</w:t>
+        <w:rPr>
+          <w:b w:val="0"/>
+          <w:color w:val="C0504D"/>
+          <w:sz w:val="22"/>
+        </w:rPr>
+        <w:t>avril 1992). Plus recemment, la chambre sociale de la Cour de cassation a pu d'cider</w:t>
       </w:r>
     </w:p>
     <w:p>
       <w:r>
-        <w:t>qu�un salari� tenu par sa fonction � une obligation de probit�, peut �tre valablement sanctionn� pour des faits commis en dehors</w:t>
+        <w:rPr>
+          <w:b w:val="0"/>
+          <w:color w:val="C0504D"/>
+          <w:sz w:val="22"/>
+        </w:rPr>
+        <w:t>qu'un salarie tenu par sa fonction e une obligation de probite, peut etre valablement sanctionne pour des faits commis en dehors</w:t>
       </w:r>
     </w:p>
     <w:p>
       <w:r>
-        <w:t>de son travail, en violation de cette obligation, d�s lors qu�un trouble caract�ris� dans l�entreprise en r�sulte et rend impossible</w:t>
+        <w:rPr>
+          <w:b w:val="0"/>
+          <w:color w:val="C0504D"/>
+          <w:sz w:val="22"/>
+        </w:rPr>
+        <w:t>de son travail, en violation de cette obligation, d's lors qu'un trouble caracterise dans l'entreprise en resulte et rend impossible</w:t>
       </w:r>
     </w:p>
     <w:p>
       <w:r>
-        <w:t>la poursuite du contrat de travail. La qualification de faute grave n�a au demeurant pas �t� remise en cause (Cass. soc. 26 janvier</w:t>
+        <w:rPr>
+          <w:b w:val="0"/>
+          <w:color w:val="C0504D"/>
+          <w:sz w:val="22"/>
+        </w:rPr>
+        <w:t>la poursuite du contrat de travail. La qualification de faute grave n'a au demeurant pas et' remise en cause (Cass. soc. 26 janvier</w:t>
       </w:r>
     </w:p>
     <w:p>
       <w:r>
-        <w:t>2006) : en l�esp�ce, un salari� du Cr�dit Agricole ayant particip� � un trafic de v�hicule), ce qui peut pr�ter le flanc � la critique. En</w:t>
+        <w:rPr>
+          <w:b w:val="0"/>
+          <w:color w:val="C0504D"/>
+          <w:sz w:val="22"/>
+        </w:rPr>
+        <w:t>2006) : en l'espece, un salarie du Credit Agricole ayant participe e un trafic de vehicule), ce qui peut preter le flanc e la critique. En</w:t>
       </w:r>
     </w:p>
     <w:p>
       <w:r>
-        <w:t>effet, il para�t raisonnable que le droit au respect de la vie priv� ne puisse justifier une sanction disciplinaire sans pour autant �ter</w:t>
+        <w:rPr>
+          <w:b w:val="0"/>
+          <w:color w:val="C0504D"/>
+          <w:sz w:val="22"/>
+        </w:rPr>
+        <w:t>effet, il paraet raisonnable que le droit au respect de la vie prive ne puisse justifier une sanction disciplinaire sans pour autant eter</w:t>
       </w:r>
     </w:p>
     <w:p>
       <w:r>
-        <w:t>� l�employeur la possibilit� de prononcer un licenciement sans faute. La Cour de cassation semble d�ailleurs avoir �volu� dans</w:t>
+        <w:rPr>
+          <w:b w:val="0"/>
+          <w:color w:val="C0504D"/>
+          <w:sz w:val="22"/>
+        </w:rPr>
+        <w:t>e l'employeur la possibilite de prononcer un licenciement sans faute. La Cour de cassation semble d'ailleurs avoir evolue dans</w:t>
       </w:r>
     </w:p>
     <w:p>
       <w:r>
-        <w:t>ses positions r�centes en retenant que pour des faits de la vie priv�e, le trouble objectif ne puisse justifier une sanction disci-</w:t>
+        <w:rPr>
+          <w:b w:val="0"/>
+          <w:color w:val="C0504D"/>
+          <w:sz w:val="22"/>
+        </w:rPr>
+        <w:t>ses positions recentes en retenant que pour des faits de la vie privee, le trouble objectif ne puisse justifier une sanction disci-</w:t>
       </w:r>
     </w:p>
     <w:p>
       <w:r>
-        <w:t>plinaire (Cass. soc. 18 mai 2007). La haute cour (Cass. soc. 9 mars 2011) a confirm� sa position en estimant qu�un fait de la</w:t>
+        <w:rPr>
+          <w:b w:val="0"/>
+          <w:color w:val="C0504D"/>
+          <w:sz w:val="22"/>
+        </w:rPr>
+        <w:t>plinaire (Cass. soc. 18 mai 2007). La haute cour (Cass. soc. 9 mars 2011) a confirme sa position en estimant qu'un fait de la</w:t>
       </w:r>
     </w:p>
     <w:p>
       <w:r>
-        <w:t>vie personnelle occasionnant un trouble dans l�entreprise ne peut justifier un licenciement disciplinaire.</w:t>
+        <w:rPr>
+          <w:b w:val="0"/>
+          <w:color w:val="C0504D"/>
+          <w:sz w:val="22"/>
+        </w:rPr>
+        <w:t>vie personnelle occasionnant un trouble dans l'entreprise ne peut justifier un licenciement disciplinaire.</w:t>
       </w:r>
     </w:p>
     <w:p>
       <w:r>
-        <w:t>Pour ce qui rel�ve plus sp�cifiquement du retrait du permis de conduire, la Cour de cassation a pr�cis� derni�rement sa juris-</w:t>
+        <w:rPr>
+          <w:b w:val="0"/>
+          <w:color w:val="C0504D"/>
+          <w:sz w:val="22"/>
+        </w:rPr>
+        <w:t>Pour ce qui releve plus specifiquement du retrait du permis de conduire, la Cour de cassation a precise dernierement sa juris-</w:t>
       </w:r>
     </w:p>
     <w:p>
       <w:r>
-        <w:t>prudence en la mati�re. Dans un arr�t du 3 mai 2011, elle rappelle qu�un motif tir� de la vie personnelle du salari� ne peut, en</w:t>
+        <w:rPr>
+          <w:b w:val="0"/>
+          <w:color w:val="C0504D"/>
+          <w:sz w:val="22"/>
+        </w:rPr>
+        <w:t>prudence en la matiere. Dans un arret du 3 mai 2011, elle rappelle qu'un motif tire de la vie personnelle du salarie ne peut, en</w:t>
       </w:r>
     </w:p>
     <w:p>
       <w:r>
-        <w:t>principe, justifier un licenciement disciplinaire. Elle y apporte cependant une exception en indiquant dans son attendu � sauf s�il</w:t>
+        <w:rPr>
+          <w:b w:val="0"/>
+          <w:color w:val="C0504D"/>
+          <w:sz w:val="22"/>
+        </w:rPr>
+        <w:t>principe, justifier un licenciement disciplinaire. Elle y apporte cependant une exception en indiquant dans son attendu e sauf s'il</w:t>
       </w:r>
     </w:p>
     <w:p>
       <w:r>
-        <w:t>constitue un manquement de l�int�ress� � une obligation d�coulant de son contrat de travail �. D�s lors et � cette condition, il</w:t>
+        <w:rPr>
+          <w:b w:val="0"/>
+          <w:color w:val="C0504D"/>
+          <w:sz w:val="22"/>
+        </w:rPr>
+        <w:t>constitue un manquement de l'interesse e une obligation d'coulant de son contrat de travail e. D's lors et e cette condition, il</w:t>
       </w:r>
     </w:p>
     <w:p>
       <w:r>
-        <w:t>faut comprendre qu�un licenciement pour faute puisse �tre prononc� � l�encontre du salari�. Position confirm�e notamment</w:t>
+        <w:rPr>
+          <w:b w:val="0"/>
+          <w:color w:val="C0504D"/>
+          <w:sz w:val="22"/>
+        </w:rPr>
+        <w:t>faut comprendre qu'un licenciement pour faute puisse etre prononce e l'encontre du salarie. Position confirmee notamment</w:t>
       </w:r>
     </w:p>
     <w:p>
       <w:r>
-        <w:t>dans un arr�t 1</w:t>
+        <w:rPr>
+          <w:b w:val="0"/>
+          <w:color w:val="C0504D"/>
+          <w:sz w:val="22"/>
+        </w:rPr>
+        <w:t>dans un arret 1</w:t>
       </w:r>
     </w:p>
     <w:p>
       <w:r>
+        <w:rPr>
+          <w:b w:val="0"/>
+          <w:color w:val="C0504D"/>
+          <w:sz w:val="22"/>
+        </w:rPr>
         <w:t>er</w:t>
       </w:r>
     </w:p>
     <w:p>
       <w:r>
-        <w:t>d�cembre 2015 ou encore du 22 mars 2016, ce dernier concernant un chauffeur de taxi occasionnel ayant</w:t>
+        <w:rPr>
+          <w:b w:val="0"/>
+          <w:color w:val="C0504D"/>
+          <w:sz w:val="22"/>
+        </w:rPr>
+        <w:t>d'cembre 2015 ou encore du 22 mars 2016, ce dernier concernant un chauffeur de taxi occasionnel ayant</w:t>
       </w:r>
     </w:p>
     <w:p>
       <w:r>
-        <w:t>un comportement routier incons�quent et dangereux r�it�r� (ou encore Cass. soc. 28 f�vrier 2018 / Cass. soc. 1</w:t>
+        <w:rPr>
+          <w:b w:val="0"/>
+          <w:color w:val="C0504D"/>
+          <w:sz w:val="22"/>
+        </w:rPr>
+        <w:t>un comportement routier inconsequent et dangereux reitere (ou encore Cass. soc. 28 fevrier 2018 / Cass. soc. 1</w:t>
       </w:r>
     </w:p>
     <w:p>
       <w:r>
+        <w:rPr>
+          <w:b w:val="0"/>
+          <w:color w:val="C0504D"/>
+          <w:sz w:val="22"/>
+        </w:rPr>
         <w:t>er</w:t>
       </w:r>
     </w:p>
     <w:p>
       <w:r>
+        <w:rPr>
+          <w:b w:val="0"/>
+          <w:color w:val="C0504D"/>
+          <w:sz w:val="22"/>
+        </w:rPr>
         <w:t>janvier</w:t>
       </w:r>
     </w:p>
     <w:p>
       <w:r>
-        <w:t>2019 / Cass. soc. 8 juillet 2020). Cette �volution qui autorise le licenciement disciplinaire l�encadre d�sormais.</w:t>
+        <w:rPr>
+          <w:b w:val="0"/>
+          <w:color w:val="C0504D"/>
+          <w:sz w:val="22"/>
+        </w:rPr>
+        <w:t>2019 / Cass. soc. 8 juillet 2020). Cette evolution qui autorise le licenciement disciplinaire l'encadre d'sormais.</w:t>
       </w:r>
     </w:p>
     <w:p/>
     <w:p>
       <w:r>
-        <w:t>II �</w:t>
+        <w:rPr>
+          <w:b w:val="0"/>
+          <w:color w:val="C0504D"/>
+          <w:sz w:val="22"/>
+        </w:rPr>
+        <w:t>II e</w:t>
       </w:r>
     </w:p>
     <w:p>
       <w:r>
-        <w:t>� noter : la mise � pied conservatoire</w:t>
+        <w:rPr>
+          <w:b w:val="0"/>
+          <w:color w:val="C0504D"/>
+          <w:sz w:val="22"/>
+        </w:rPr>
+        <w:t>e noter : la mise e pied conservatoire</w:t>
       </w:r>
     </w:p>
     <w:p>
       <w:r>
-        <w:t>D�s la connaissance de la faute et dans l�attente de la sanction, l�employeur peut prononcer une mise � pied � titre</w:t>
+        <w:rPr>
+          <w:b w:val="0"/>
+          <w:color w:val="C0504D"/>
+          <w:sz w:val="22"/>
+        </w:rPr>
+        <w:t>D's la connaissance de la faute et dans l'attente de la sanction, l'employeur peut prononcer une mise e pied e titre</w:t>
       </w:r>
     </w:p>
     <w:p>
       <w:r>
-        <w:t>conservatoire. Celle-ci se distingue clairement de la mise � pied disciplinaire qui constitue une sanction notifi�e au salari� �</w:t>
+        <w:rPr>
+          <w:b w:val="0"/>
+          <w:color w:val="C0504D"/>
+          <w:sz w:val="22"/>
+        </w:rPr>
+        <w:t>conservatoire. Celle-ci se distingue clairement de la mise e pied disciplinaire qui constitue une sanction notifiee au salarie e</w:t>
       </w:r>
     </w:p>
     <w:p>
       <w:r>
-        <w:t>l�issue de la proc�dure disciplinaire. La mise � pied conservatoire vise � �carter le salari� de l�entreprise dans l�attente d�une</w:t>
+        <w:rPr>
+          <w:b w:val="0"/>
+          <w:color w:val="C0504D"/>
+          <w:sz w:val="22"/>
+        </w:rPr>
+        <w:t>l'issue de la procedure disciplinaire. La mise e pied conservatoire vise e ecarter le salarie de l'entreprise dans l'attente d'une</w:t>
       </w:r>
     </w:p>
     <w:p>
       <w:r>
-        <w:t>sanction si les faits reproch�s le justifient, c�est-�-dire susceptibles d�entra�ner un licenciement pour faute grave ou lourde.</w:t>
+        <w:rPr>
+          <w:b w:val="0"/>
+          <w:color w:val="C0504D"/>
+          <w:sz w:val="22"/>
+        </w:rPr>
+        <w:t>sanction si les faits reproches le justifient, c'est-e-dire susceptibles d'entraener un licenciement pour faute grave ou lourde.</w:t>
       </w:r>
     </w:p>
     <w:p>
       <w:r>
-        <w:t>N�anmoins elle n�impose pas � l�employeur de retenir l�une de ces fautes � l�issue de la proc�dure de licenciement.</w:t>
+        <w:rPr>
+          <w:b w:val="0"/>
+          <w:color w:val="C0504D"/>
+          <w:sz w:val="22"/>
+        </w:rPr>
+        <w:t>N'anmoins elle n'impose pas e l'employeur de retenir l'une de ces fautes e l'issue de la procedure de licenciement.</w:t>
       </w:r>
     </w:p>
     <w:p>
       <w:r>
-        <w:t>Par contre la proc�dure de licenciement doit �tre imm�diatement engag�e suite � la mise � pied conservatoire. �</w:t>
+        <w:rPr>
+          <w:b w:val="0"/>
+          <w:color w:val="C0504D"/>
+          <w:sz w:val="22"/>
+        </w:rPr>
+        <w:t>Par contre la procedure de licenciement doit etre immediatement engagee suite e la mise e pied conservatoire. e</w:t>
       </w:r>
     </w:p>
     <w:p>
       <w:r>
-        <w:t>d�faut, elle aura le caract�re d�une mise � pied disciplinaire. En ce sens la Cour de cassation a consid�r� que le d�lai</w:t>
+        <w:rPr>
+          <w:b w:val="0"/>
+          <w:color w:val="C0504D"/>
+          <w:sz w:val="22"/>
+        </w:rPr>
+        <w:t>d'faut, elle aura le caractere d'une mise e pied disciplinaire. En ce sens la Cour de cassation a considere que le d'lai</w:t>
       </w:r>
     </w:p>
     <w:p>
       <w:r>
-        <w:t>de 7 jours ne caract�risait pas cette imm�diatet� (Cass. soc. 1</w:t>
+        <w:rPr>
+          <w:b w:val="0"/>
+          <w:color w:val="C0504D"/>
+          <w:sz w:val="22"/>
+        </w:rPr>
+        <w:t>de 7 jours ne caracterisait pas cette immediatete (Cass. soc. 1</w:t>
       </w:r>
     </w:p>
     <w:p>
       <w:r>
+        <w:rPr>
+          <w:b w:val="0"/>
+          <w:color w:val="C0504D"/>
+          <w:sz w:val="22"/>
+        </w:rPr>
         <w:t>er</w:t>
       </w:r>
     </w:p>
     <w:p>
       <w:r>
-        <w:t>d�cembre 2011 / 14 avril 2020), ni m�me 4 jours</w:t>
+        <w:rPr>
+          <w:b w:val="0"/>
+          <w:color w:val="C0504D"/>
+          <w:sz w:val="22"/>
+        </w:rPr>
+        <w:t>d'cembre 2011 / 14 avril 2020), ni m'me 4 jours</w:t>
       </w:r>
     </w:p>
     <w:p>
       <w:r>
+        <w:rPr>
+          <w:b w:val="0"/>
+          <w:color w:val="C0504D"/>
+          <w:sz w:val="22"/>
+        </w:rPr>
         <w:t>(Cass. soc. 30 octobre 2013).</w:t>
       </w:r>
     </w:p>
@@ -658,22 +1262,42 @@
         <w:pStyle w:val="Heading2"/>
       </w:pPr>
       <w:r>
-        <w:t>LA CONVOCATION � L�ENTRETIEN PR�ALABLE A �</w:t>
+        <w:rPr>
+          <w:b/>
+          <w:color w:val="2F5496"/>
+          <w:sz w:val="24"/>
+        </w:rPr>
+        <w:t>LA CONVOCATION e L'ENTRETIEN PReALABLE A e</w:t>
       </w:r>
     </w:p>
     <w:p>
       <w:r>
-        <w:t>L�employeur doit convoquer le salari� dont il envisage le licenciement � un entretien pr�alable, par lettre</w:t>
+        <w:rPr>
+          <w:b w:val="0"/>
+          <w:color w:val="000000"/>
+          <w:sz w:val="22"/>
+        </w:rPr>
+        <w:t>L'employeur doit convoquer le salarie dont il envisage le licenciement e un entretien prealable, par lettre</w:t>
       </w:r>
     </w:p>
     <w:p>
       <w:r>
-        <w:t>recommand�e ou remise en main en propre contre d�charge (la signification par huissier ou l�envoi par</w:t>
+        <w:rPr>
+          <w:b w:val="0"/>
+          <w:color w:val="000000"/>
+          <w:sz w:val="22"/>
+        </w:rPr>
+        <w:t>recommandee ou remise en main en propre contre d'charge (la signification par huissier ou l'envoi par</w:t>
       </w:r>
     </w:p>
     <w:p>
       <w:r>
-        <w:t>Chronopost sont licites � en ce sens, Cass. soc. 11 mars 2011 et Cass. soc. 8 f�vrier 2011).</w:t>
+        <w:rPr>
+          <w:b w:val="0"/>
+          <w:color w:val="000000"/>
+          <w:sz w:val="22"/>
+        </w:rPr>
+        <w:t>Chronopost sont licites e en ce sens, Cass. soc. 11 mars 2011 et Cass. soc. 8 fevrier 2011).</w:t>
       </w:r>
     </w:p>
     <w:p>
@@ -681,11 +1305,21 @@
         <w:pStyle w:val="Heading2"/>
       </w:pPr>
       <w:r>
-        <w:t>MENTIONS IMP�RATIVES DE LA CONVOCATION</w:t>
+        <w:rPr>
+          <w:b/>
+          <w:color w:val="2F5496"/>
+          <w:sz w:val="24"/>
+        </w:rPr>
+        <w:t>MENTIONS IMPeRATIVES DE LA CONVOCATION</w:t>
       </w:r>
     </w:p>
     <w:p>
       <w:r>
+        <w:rPr>
+          <w:b w:val="0"/>
+          <w:color w:val="000000"/>
+          <w:sz w:val="22"/>
+        </w:rPr>
         <w:t>?</w:t>
       </w:r>
     </w:p>
@@ -694,12 +1328,22 @@
         <w:pStyle w:val="ListBullet"/>
       </w:pPr>
       <w:r>
-        <w:t>L�objet de l�entretien. Bien que le motif � les griefs � du licenciement n�ait pas � �tre indiqu�, l�objet de l�entretien doit -</w:t>
+        <w:rPr>
+          <w:b w:val="0"/>
+          <w:color w:val="000000"/>
+          <w:sz w:val="22"/>
+        </w:rPr>
+        <w:t>L'objet de l'entretien. Bien que le motif e les griefs e du licenciement n'ait pas e etre indique, l'objet de l'entretien doit</w:t>
       </w:r>
     </w:p>
     <w:p>
       <w:r>
-        <w:t>�tre pr�cis et sans �quivoque (Cass. soc. 6 avril 2016).</w:t>
+        <w:rPr>
+          <w:b w:val="0"/>
+          <w:color w:val="000000"/>
+          <w:sz w:val="22"/>
+        </w:rPr>
+        <w:t>etre precis et sans equivoque (Cass. soc. 6 avril 2016).</w:t>
       </w:r>
     </w:p>
     <w:p>
@@ -707,7 +1351,12 @@
         <w:pStyle w:val="ListBullet"/>
       </w:pPr>
       <w:r>
-        <w:t>La date, l�heure et le lieu de l�entretien. -</w:t>
+        <w:rPr>
+          <w:b w:val="0"/>
+          <w:color w:val="000000"/>
+          <w:sz w:val="22"/>
+        </w:rPr>
+        <w:t>La date, l'heure et le lieu de l'entretien.</w:t>
       </w:r>
     </w:p>
     <w:p>
@@ -715,22 +1364,42 @@
         <w:pStyle w:val="ListBullet"/>
       </w:pPr>
       <w:r>
-        <w:t>La possibilit� de se faire assister par une personne de l�entreprise ou � d�faut d�institutions repr�sentatives du -</w:t>
+        <w:rPr>
+          <w:b w:val="0"/>
+          <w:color w:val="000000"/>
+          <w:sz w:val="22"/>
+        </w:rPr>
+        <w:t>La possibilite de se faire assister par une personne de l'entreprise ou e d'faut d'institutions representatives du</w:t>
       </w:r>
     </w:p>
     <w:p>
       <w:r>
-        <w:t>personnel, par une personne ext�rieure � l�entreprise dont la liste peut �tre consult�e en mairie et aupr�s des</w:t>
+        <w:rPr>
+          <w:b w:val="0"/>
+          <w:color w:val="000000"/>
+          <w:sz w:val="22"/>
+        </w:rPr>
+        <w:t>personnel, par une personne exterieure e l'entreprise dont la liste peut etre consultee en mairie et aupres des</w:t>
       </w:r>
     </w:p>
     <w:p>
       <w:r>
-        <w:t>services de l�inspection du travail. Il est tout aussi n�cessaire d�indiquer les adresses ou ces listes peuvent �tre</w:t>
+        <w:rPr>
+          <w:b w:val="0"/>
+          <w:color w:val="000000"/>
+          <w:sz w:val="22"/>
+        </w:rPr>
+        <w:t>services de l'inspection du travail. Il est tout aussi n'cessaire d'indiquer les adresses ou ces listes peuvent etre</w:t>
       </w:r>
     </w:p>
     <w:p>
       <w:r>
-        <w:t>consult�es, � d�faut la proc�dure est irr�guli�re (Cass. soc. 19 septembre 2007 et Cass. soc. 9 nov. 2010).</w:t>
+        <w:rPr>
+          <w:b w:val="0"/>
+          <w:color w:val="000000"/>
+          <w:sz w:val="22"/>
+        </w:rPr>
+        <w:t>consultees, e d'faut la procedure est irreguliere (Cass. soc. 19 septembre 2007 et Cass. soc. 9 nov. 2010).</w:t>
       </w:r>
     </w:p>
     <w:p>
@@ -738,37 +1407,72 @@
         <w:pStyle w:val="Heading2"/>
       </w:pPr>
       <w:r>
-        <w:t>D�LAI</w:t>
+        <w:rPr>
+          <w:b/>
+          <w:color w:val="2F5496"/>
+          <w:sz w:val="24"/>
+        </w:rPr>
+        <w:t>D'LAI</w:t>
       </w:r>
     </w:p>
     <w:p>
       <w:r>
+        <w:rPr>
+          <w:b w:val="0"/>
+          <w:color w:val="000000"/>
+          <w:sz w:val="22"/>
+        </w:rPr>
         <w:t>?</w:t>
       </w:r>
     </w:p>
     <w:p>
       <w:r>
-        <w:t>Enfin, l�employeur doit respecter un d�lai de 5 jours ouvrables entre la pr�sentation de la lettre recommand�e (ou la</w:t>
+        <w:rPr>
+          <w:b w:val="0"/>
+          <w:color w:val="000000"/>
+          <w:sz w:val="22"/>
+        </w:rPr>
+        <w:t>Enfin, l'employeur doit respecter un d'lai de 5 jours ouvrables entre la presentation de la lettre recommandee (ou la</w:t>
       </w:r>
     </w:p>
     <w:p>
       <w:r>
-        <w:t>remise en main propre) et l�entretien pr�alable. Le d�compte des jours se fait � partir du lendemain de la pr�sentation de</w:t>
+        <w:rPr>
+          <w:b w:val="0"/>
+          <w:color w:val="000000"/>
+          <w:sz w:val="22"/>
+        </w:rPr>
+        <w:t>remise en main propre) et l'entretien prealable. Le d'compte des jours se fait e partir du lendemain de la presentation de</w:t>
       </w:r>
     </w:p>
     <w:p>
       <w:r>
-        <w:t>la lettre et exclu les dimanches, les jours f�ri�s et les jours non-ouvrables. En ce sens, la Cour de cassation rappelle les</w:t>
+        <w:rPr>
+          <w:b w:val="0"/>
+          <w:color w:val="000000"/>
+          <w:sz w:val="22"/>
+        </w:rPr>
+        <w:t>la lettre et exclu les dimanches, les jours feries et les jours non-ouvrables. En ce sens, la Cour de cassation rappelle les</w:t>
       </w:r>
     </w:p>
     <w:p>
       <w:r>
-        <w:t>r�gles de d�compte des jours dont la violation justifie le versement de dommages int�r�ts (Cass. soc. 3 juin 2015),</w:t>
+        <w:rPr>
+          <w:b w:val="0"/>
+          <w:color w:val="000000"/>
+          <w:sz w:val="22"/>
+        </w:rPr>
+        <w:t>regles de d'compte des jours dont la violation justifie le versement de dommages interets (Cass. soc. 3 juin 2015),</w:t>
       </w:r>
     </w:p>
     <w:p>
       <w:r>
-        <w:t>la proc�dure �tant irr�guli�re (Cass. soc. 5 juillet 2017).</w:t>
+        <w:rPr>
+          <w:b w:val="0"/>
+          <w:color w:val="000000"/>
+          <w:sz w:val="22"/>
+        </w:rPr>
+        <w:t>la procedure etant irreguliere (Cass. soc. 5 juillet 2017).</w:t>
       </w:r>
     </w:p>
     <w:p>
@@ -776,27 +1480,52 @@
         <w:pStyle w:val="Heading2"/>
       </w:pPr>
       <w:r>
-        <w:t>L�ENTRETIEN PR�ALABLE B �</w:t>
+        <w:rPr>
+          <w:b/>
+          <w:color w:val="2F5496"/>
+          <w:sz w:val="24"/>
+        </w:rPr>
+        <w:t>L'ENTRETIEN PReALABLE B e</w:t>
       </w:r>
     </w:p>
     <w:p>
       <w:r>
-        <w:t>Il consiste pour les parties, � faire valoir leurs pr�tentions. Ainsi l�employeur indique au salari� les �l�ments ayant</w:t>
+        <w:rPr>
+          <w:b w:val="0"/>
+          <w:color w:val="000000"/>
+          <w:sz w:val="22"/>
+        </w:rPr>
+        <w:t>Il consiste pour les parties, e faire valoir leurs pretentions. Ainsi l'employeur indique au salarie les el'ments ayant</w:t>
       </w:r>
     </w:p>
     <w:p>
       <w:r>
-        <w:t>conduit � envisager son licenciement. Il ne doit par ailleurs jamais faire �tat d�s l�entretien de sa d�cision.</w:t>
+        <w:rPr>
+          <w:b w:val="0"/>
+          <w:color w:val="000000"/>
+          <w:sz w:val="22"/>
+        </w:rPr>
+        <w:t>conduit e envisager son licenciement. Il ne doit par ailleurs jamais faire etat d's l'entretien de sa d'cision.</w:t>
       </w:r>
     </w:p>
     <w:p>
       <w:r>
-        <w:t>Le salari� quant � lui, exerce ses droits � la d�fense en pr�sentant ses explications s�il y a lieu. � noter que son absence �</w:t>
+        <w:rPr>
+          <w:b w:val="0"/>
+          <w:color w:val="000000"/>
+          <w:sz w:val="22"/>
+        </w:rPr>
+        <w:t>Le salarie quant e lui, exerce ses droits e la d'fense en presentant ses explications s'il y a lieu. e noter que son absence e</w:t>
       </w:r>
     </w:p>
     <w:p>
       <w:r>
-        <w:t>quelle qu�en soit la cause - n�interrompt pas la proc�dure ni ne la prive de r�gularit�.</w:t>
+        <w:rPr>
+          <w:b w:val="0"/>
+          <w:color w:val="000000"/>
+          <w:sz w:val="22"/>
+        </w:rPr>
+        <w:t>quelle qu'en soit la cause - n'interrompt pas la procedure ni ne la prive de regularite.</w:t>
       </w:r>
     </w:p>
     <w:p>
@@ -804,16 +1533,31 @@
         <w:pStyle w:val="Heading2"/>
       </w:pPr>
       <w:r>
-        <w:t>LA NOTIFICATION DU LICENCIEMENT. C �</w:t>
+        <w:rPr>
+          <w:b/>
+          <w:color w:val="2F5496"/>
+          <w:sz w:val="24"/>
+        </w:rPr>
+        <w:t>LA NOTIFICATION DU LICENCIEMENT. C e</w:t>
       </w:r>
     </w:p>
     <w:p>
       <w:r>
-        <w:t>� la suite de l�entretien, l�employeur doit notifier (c�est-�-dire porter � la connaissance de�), sa d�cision au salari� dans</w:t>
+        <w:rPr>
+          <w:b w:val="0"/>
+          <w:color w:val="000000"/>
+          <w:sz w:val="22"/>
+        </w:rPr>
+        <w:t>e la suite de l'entretien, l'employeur doit notifier (c'est-e-dire porter e la connaissance dee), sa d'cision au salarie dans</w:t>
       </w:r>
     </w:p>
     <w:p>
       <w:r>
+        <w:rPr>
+          <w:b w:val="0"/>
+          <w:color w:val="000000"/>
+          <w:sz w:val="22"/>
+        </w:rPr>
         <w:t>les formes requises par la loi.</w:t>
       </w:r>
     </w:p>
@@ -822,27 +1566,52 @@
         <w:pStyle w:val="Heading2"/>
       </w:pPr>
       <w:r>
-        <w:t>D�LAI</w:t>
+        <w:rPr>
+          <w:b/>
+          <w:color w:val="2F5496"/>
+          <w:sz w:val="24"/>
+        </w:rPr>
+        <w:t>D'LAI</w:t>
       </w:r>
     </w:p>
     <w:p>
       <w:r>
+        <w:rPr>
+          <w:b w:val="0"/>
+          <w:color w:val="000000"/>
+          <w:sz w:val="22"/>
+        </w:rPr>
         <w:t>?</w:t>
       </w:r>
     </w:p>
     <w:p>
       <w:r>
-        <w:t>Le licenciement doit �tre obligatoirement notifi� par lettre recommand�e (Cass. soc. 24 janvier 2007) avec demande d�avis de</w:t>
+        <w:rPr>
+          <w:b w:val="0"/>
+          <w:color w:val="000000"/>
+          <w:sz w:val="22"/>
+        </w:rPr>
+        <w:t>Le licenciement doit etre obligatoirement notifie par lettre recommandee (Cass. soc. 24 janvier 2007) avec demande d'avis de</w:t>
       </w:r>
     </w:p>
     <w:p>
       <w:r>
-        <w:t>r�ception ou par exploit d�huissier (Cass. soc. 28 mars 2012), deux jours ouvrables au minimum apr�s l�entretien pr�alable.</w:t>
+        <w:rPr>
+          <w:b w:val="0"/>
+          <w:color w:val="000000"/>
+          <w:sz w:val="22"/>
+        </w:rPr>
+        <w:t>reception ou par exploit d'huissier (Cass. soc. 28 mars 2012), deux jours ouvrables au minimum apres l'entretien prealable.</w:t>
       </w:r>
     </w:p>
     <w:p>
       <w:r>
-        <w:t>La lettre pronon�ant le licenciement doit imp�rativement contenir les mentions suivantes :</w:t>
+        <w:rPr>
+          <w:b w:val="0"/>
+          <w:color w:val="000000"/>
+          <w:sz w:val="22"/>
+        </w:rPr>
+        <w:t>La lettre prononeant le licenciement doit imperativement contenir les mentions suivantes :</w:t>
       </w:r>
     </w:p>
     <w:p>
@@ -850,27 +1619,52 @@
         <w:pStyle w:val="Heading2"/>
       </w:pPr>
       <w:r>
+        <w:rPr>
+          <w:b/>
+          <w:color w:val="2F5496"/>
+          <w:sz w:val="24"/>
+        </w:rPr>
         <w:t>LE OU LES MOTIFS DE LICENCIEMENT</w:t>
       </w:r>
     </w:p>
     <w:p>
       <w:r>
+        <w:rPr>
+          <w:b w:val="0"/>
+          <w:color w:val="000000"/>
+          <w:sz w:val="22"/>
+        </w:rPr>
         <w:t>?</w:t>
       </w:r>
     </w:p>
     <w:p>
       <w:r>
-        <w:t>Il doit �tre fait mention des griefs retenus � l�encontre du salari� justifiant la rupture du contrat de travail. Les motifs</w:t>
+        <w:rPr>
+          <w:b w:val="0"/>
+          <w:color w:val="000000"/>
+          <w:sz w:val="22"/>
+        </w:rPr>
+        <w:t>Il doit etre fait mention des griefs retenus e l'encontre du salarie justifiant la rupture du contrat de travail. Les motifs</w:t>
       </w:r>
     </w:p>
     <w:p>
       <w:r>
-        <w:t>doivent �tre pr�cis et exhaustifs dans la mesure o� ils lient le juge et l�employeur en cas de litige. De plus le motif</w:t>
+        <w:rPr>
+          <w:b w:val="0"/>
+          <w:color w:val="000000"/>
+          <w:sz w:val="22"/>
+        </w:rPr>
+        <w:t>doivent etre precis et exhaustifs dans la mesure oe ils lient le juge et l'employeur en cas de litige. De plus le motif</w:t>
       </w:r>
     </w:p>
     <w:p>
       <w:r>
-        <w:t>insuffisant ou erron� sera sanctionn� par une absence de cause r�elle et s�rieuse.</w:t>
+        <w:rPr>
+          <w:b w:val="0"/>
+          <w:color w:val="000000"/>
+          <w:sz w:val="22"/>
+        </w:rPr>
+        <w:t>insuffisant ou errone sera sanctionne par une absence de cause reelle et s'rieuse.</w:t>
       </w:r>
     </w:p>
     <w:p>
@@ -878,22 +1672,42 @@
         <w:pStyle w:val="Heading2"/>
       </w:pPr>
       <w:r>
-        <w:t>LA DATE DE CONG�</w:t>
+        <w:rPr>
+          <w:b/>
+          <w:color w:val="2F5496"/>
+          <w:sz w:val="24"/>
+        </w:rPr>
+        <w:t>LA DATE DE CONGe</w:t>
       </w:r>
     </w:p>
     <w:p>
       <w:r>
+        <w:rPr>
+          <w:b w:val="0"/>
+          <w:color w:val="000000"/>
+          <w:sz w:val="22"/>
+        </w:rPr>
         <w:t>?</w:t>
       </w:r>
     </w:p>
     <w:p>
       <w:r>
-        <w:t>C�est-�-dire la date � laquelle la rupture du contrat de travail sera consomm�e, en g�n�ral � l�expiration du d�lai du</w:t>
+        <w:rPr>
+          <w:b w:val="0"/>
+          <w:color w:val="000000"/>
+          <w:sz w:val="22"/>
+        </w:rPr>
+        <w:t>C'est-e-dire la date e laquelle la rupture du contrat de travail sera consommee, en gen'ral e l'expiration du d'lai du</w:t>
       </w:r>
     </w:p>
     <w:p>
       <w:r>
-        <w:t>pr�avis. En cas de dispense d�ex�cuter le pr�avis il doit en �tre fait mention imp�rativement.</w:t>
+        <w:rPr>
+          <w:b w:val="0"/>
+          <w:color w:val="000000"/>
+          <w:sz w:val="22"/>
+        </w:rPr>
+        <w:t>preavis. En cas de dispense d'executer le preavis il doit en etre fait mention imperativement.</w:t>
       </w:r>
     </w:p>
     <w:p>
@@ -901,35 +1715,64 @@
         <w:pStyle w:val="Heading2"/>
       </w:pPr>
       <w:r>
-        <w:t>LES ORDONNANCES DU 22 SEPTEMBRE 2017 ONT APPORT� DEUX NOUVEAUT�S EN LA MATI�RE</w:t>
+        <w:rPr>
+          <w:b/>
+          <w:color w:val="2F5496"/>
+          <w:sz w:val="24"/>
+        </w:rPr>
+        <w:t>LES ORDONNANCES DU 22 SEPTEMBRE 2017 ONT APPORTe DEUX NOUVEAUTeS EN LA MATIeRE</w:t>
       </w:r>
     </w:p>
     <w:p>
       <w:r>
-        <w:t>D�une part, le D�cret n� 2017-1820 du 29 d�cembre 2017 �tabli une liste de mod�les de lettre de notification du</w:t>
+        <w:rPr>
+          <w:b w:val="0"/>
+          <w:color w:val="000000"/>
+          <w:sz w:val="22"/>
+        </w:rPr>
+        <w:t>D'une part, le D'cret n' 2017-1820 du 29 d'cembre 2017 etabli une liste de modeles de lettre de notification du</w:t>
       </w:r>
     </w:p>
     <w:p>
       <w:r>
-        <w:t>licenciement comprenant l�ensemble des mentions imp�ratives devant y figurer. Ces lettres types concernent l�ensemble</w:t>
+        <w:rPr>
+          <w:b w:val="0"/>
+          <w:color w:val="000000"/>
+          <w:sz w:val="22"/>
+        </w:rPr>
+        <w:t>licenciement comprenant l'ensemble des mentions imperatives devant y figurer. Ces lettres types concernent l'ensemble</w:t>
       </w:r>
     </w:p>
     <w:p>
       <w:r>
+        <w:rPr>
+          <w:b w:val="0"/>
+          <w:color w:val="000000"/>
+          <w:sz w:val="22"/>
+        </w:rPr>
         <w:t>des motifs de licenciement (motifs disciplinaires ou non).</w:t>
       </w:r>
     </w:p>
     <w:p>
       <w:r>
-        <w:t>D�autre part, dans les 15 jours � compter de la notification du licenciement, il est d�sormais possible, � la demande du</w:t>
+        <w:rPr>
+          <w:b w:val="0"/>
+          <w:color w:val="000000"/>
+          <w:sz w:val="22"/>
+        </w:rPr>
+        <w:t>D'autre part, dans les 15 jours e compter de la notification du licenciement, il est d'sormais possible, e la demande du</w:t>
       </w:r>
     </w:p>
     <w:p>
       <w:r>
-        <w:t>salari� ou � l�initiative de l�employeur, de pr�ciser par voie recommand�e les motifs �nonc�s dans la lettre de licenciement.</w:t>
+        <w:rPr>
+          <w:b w:val="0"/>
+          <w:color w:val="000000"/>
+          <w:sz w:val="22"/>
+        </w:rPr>
+        <w:t>salarie ou e l'initiative de l'employeur, de preciser par voie recommandee les motifs enonces dans la lettre de licenciement.</w:t>
       </w:r>
     </w:p>
-    <w:p/>
     <w:p/>
     <w:sectPr>
       <w:pgSz w:w="12240" w:h="15840"/>

--- a/droit social dcg/13- licenciement - motif personnel.docx
+++ b/droit social dcg/13- licenciement - motif personnel.docx
@@ -2,6 +2,7 @@
 <file path=word/document.xml><?xml version="1.0" encoding="utf-8"?>
 <w:document xmlns:wpc="http://schemas.microsoft.com/office/word/2010/wordprocessingCanvas" xmlns:mo="http://schemas.microsoft.com/office/mac/office/2008/main" xmlns:mc="http://schemas.openxmlformats.org/markup-compatibility/2006" xmlns:mv="urn:schemas-microsoft-com:mac:vml" xmlns:o="urn:schemas-microsoft-com:office:office" xmlns:r="http://schemas.openxmlformats.org/officeDocument/2006/relationships" xmlns:m="http://schemas.openxmlformats.org/officeDocument/2006/math" xmlns:v="urn:schemas-microsoft-com:vml" xmlns:wp14="http://schemas.microsoft.com/office/word/2010/wordprocessingDrawing" xmlns:wp="http://schemas.openxmlformats.org/drawingml/2006/wordprocessingDrawing" xmlns:w10="urn:schemas-microsoft-com:office:word" xmlns:w="http://schemas.openxmlformats.org/wordprocessingml/2006/main" xmlns:w14="http://schemas.microsoft.com/office/word/2010/wordml" xmlns:wpg="http://schemas.microsoft.com/office/word/2010/wordprocessingGroup" xmlns:wpi="http://schemas.microsoft.com/office/word/2010/wordprocessingInk" xmlns:wne="http://schemas.microsoft.com/office/word/2006/wordml" xmlns:wps="http://schemas.microsoft.com/office/word/2010/wordprocessingShape" mc:Ignorable="w14 wp14">
   <w:body>
+    <w:p/>
     <w:p>
       <w:pPr>
         <w:pStyle w:val="Title"/>
@@ -27,7 +28,7 @@
           <w:color w:val="7030A0"/>
           <w:sz w:val="24"/>
         </w:rPr>
-        <w:t>LES CONDITIONS DU LICENCIEMENT POUR MOTIF PERSONNEL I e</w:t>
+        <w:t>LES CONDITIONS DU LICENCIEMENT POUR MOTIF PERSONNEL I •</w:t>
       </w:r>
     </w:p>
     <w:p>
@@ -40,7 +41,7 @@
           <w:color w:val="2F5496"/>
           <w:sz w:val="24"/>
         </w:rPr>
-        <w:t>LA CAUSE ReELLE ET S'RIEUSE A e</w:t>
+        <w:t>LA CAUSE RÉELLE ET SÉRIEUSE A •</w:t>
       </w:r>
     </w:p>
     <w:p>
@@ -53,7 +54,7 @@
           <w:color w:val="2F5496"/>
           <w:sz w:val="24"/>
         </w:rPr>
-        <w:t>LA CAUSE ReELLE</w:t>
+        <w:t>LA CAUSE RÉELLE</w:t>
       </w:r>
     </w:p>
     <w:p>
@@ -73,7 +74,7 @@
           <w:color w:val="000000"/>
           <w:sz w:val="22"/>
         </w:rPr>
-        <w:t>Elle suppose la reunion de trois caracteres.</w:t>
+        <w:t>Elle suppose la réunion de trois caractères.</w:t>
       </w:r>
     </w:p>
     <w:p>
@@ -83,7 +84,7 @@
           <w:color w:val="000000"/>
           <w:sz w:val="22"/>
         </w:rPr>
-        <w:t>En premier lieu elle doit etre concrete, c'est-e-dire etablie et precise. Le fait ne doit pas etre flou ou insusceptible d'etre prouve.</w:t>
+        <w:t>En premier lieu elle doit être concrète, c'est-à-dire établie et précise. Le fait ne doit pas être flou ou insusceptible d'être prouve.</w:t>
       </w:r>
     </w:p>
     <w:p>
@@ -93,7 +94,7 @@
           <w:color w:val="000000"/>
           <w:sz w:val="22"/>
         </w:rPr>
-        <w:t>En second lieu, la cause doit etre objective, c'est-e-dire fondee sur des faits, des el'ments constatables, relevant de la</w:t>
+        <w:t>En second lieu, la cause doit être objective, c'est-à-dire fondée sur des faits, des éléments constatables, relevant de la</w:t>
       </w:r>
     </w:p>
     <w:p>
@@ -103,7 +104,7 @@
           <w:color w:val="000000"/>
           <w:sz w:val="22"/>
         </w:rPr>
-        <w:t>personne du salarie, de son travail ou de l'organisation de l'entreprise.</w:t>
+        <w:t>personne du salarié, de son travail ou de l'organisation de l'entreprise.</w:t>
       </w:r>
     </w:p>
     <w:p>
@@ -113,7 +114,7 @@
           <w:color w:val="000000"/>
           <w:sz w:val="22"/>
         </w:rPr>
-        <w:t>Enfin elle doit etre exacte, c'est-e-dire etre conforme aux faits entraenant la procedure de licenciement.</w:t>
+        <w:t>Enfin elle doit être exacte, c'est-à-dire être conforme aux faits entraînant la procédure de licenciement.</w:t>
       </w:r>
     </w:p>
     <w:p>
@@ -126,7 +127,7 @@
           <w:color w:val="2F5496"/>
           <w:sz w:val="24"/>
         </w:rPr>
-        <w:t>LA CAUSE S'RIEUSE</w:t>
+        <w:t>LA CAUSE SÉRIEUSE</w:t>
       </w:r>
     </w:p>
     <w:p>
@@ -146,7 +147,7 @@
           <w:color w:val="000000"/>
           <w:sz w:val="22"/>
         </w:rPr>
-        <w:t>La cause du licenciement doit revetir un caractere suffisamment s'rieux pour justifier un licenciement c'est-e-dire etre</w:t>
+        <w:t>La cause du licenciement doit revêtir un caractère suffisamment sérieux pour justifier un licenciement c'est-à-dire être</w:t>
       </w:r>
     </w:p>
     <w:p>
@@ -156,7 +157,7 @@
           <w:color w:val="000000"/>
           <w:sz w:val="22"/>
         </w:rPr>
-        <w:t>d'une gravite suffisante pour expliquer la rupture du contrat de travail.</w:t>
+        <w:t>d'une gravité suffisante pour expliquer la rupture du contrat de travail.</w:t>
       </w:r>
     </w:p>
     <w:p>
@@ -169,7 +170,7 @@
           <w:color w:val="2F5496"/>
           <w:sz w:val="24"/>
         </w:rPr>
-        <w:t>LES MOTIFS DU LICENCIEMENT B e</w:t>
+        <w:t>LES MOTIFS DU LICENCIEMENT B •</w:t>
       </w:r>
     </w:p>
     <w:p>
@@ -212,7 +213,7 @@
           <w:color w:val="000000"/>
           <w:sz w:val="22"/>
         </w:rPr>
-        <w:t>Le licenciement repose sur une faute imputable au salarie. La jurisprudence distingue quatre fautes, d'une gravite</w:t>
+        <w:t>Le licenciement repose sur une faute imputable au salarié. La jurisprudence distingue quatre fautes, d'une gravité</w:t>
       </w:r>
     </w:p>
     <w:p>
@@ -222,7 +223,7 @@
           <w:color w:val="000000"/>
           <w:sz w:val="22"/>
         </w:rPr>
-        <w:t>differente et emportant des consequences juridiques propres.</w:t>
+        <w:t>différente et emportant des conséquences juridiques propres.</w:t>
       </w:r>
     </w:p>
     <w:p>
@@ -232,7 +233,7 @@
           <w:color w:val="000000"/>
           <w:sz w:val="22"/>
         </w:rPr>
-        <w:t>La faute l'gere. Bien que reelle, elle ne justifie jamais un licenciement. D'une gravite insuffisante pour mettre un terme</w:t>
+        <w:t>La faute légère. Bien que réelle, elle ne justifie jamais un licenciement. D'une gravité insuffisante pour mettre un terme</w:t>
       </w:r>
     </w:p>
     <w:p>
@@ -252,7 +253,7 @@
           <w:color w:val="000000"/>
           <w:sz w:val="22"/>
         </w:rPr>
-        <w:t>La faute s'rieuse. Elle rend impossible la continuation de la relation de travail et constitue une cause reelle et s'rieuse</w:t>
+        <w:t>La faute sérieuse. Elle rend impossible la continuation de la relation de travail et constitue une cause réelle et sérieuse</w:t>
       </w:r>
     </w:p>
     <w:p>
@@ -262,7 +263,7 @@
           <w:color w:val="000000"/>
           <w:sz w:val="22"/>
         </w:rPr>
-        <w:t>de licenciement. Cependant elle ne prive pas le salarie de ses droits e preavis et e indemnites. Par exemple une indisci-</w:t>
+        <w:t>de licenciement. Cependant elle ne prive pas le salarié de ses droits à préavis et à indemnités. Par exemple une indisci-</w:t>
       </w:r>
     </w:p>
     <w:p>
@@ -272,7 +273,7 @@
           <w:color w:val="000000"/>
           <w:sz w:val="22"/>
         </w:rPr>
-        <w:t>pline caracterisee ou des retards repet's.</w:t>
+        <w:t>pline caractérisée ou des retards réputés.</w:t>
       </w:r>
     </w:p>
     <w:p>
@@ -282,7 +283,7 @@
           <w:color w:val="000000"/>
           <w:sz w:val="22"/>
         </w:rPr>
-        <w:t>La faute grave. Elle justifie le licenciement et implique le d'part immediat du salarie en privant ce dernier des</w:t>
+        <w:t>La faute grave. Elle justifie le licenciement et implique le départ immédiat du salarié en privant ce dernier des</w:t>
       </w:r>
     </w:p>
     <w:p>
@@ -292,7 +293,7 @@
           <w:color w:val="000000"/>
           <w:sz w:val="22"/>
         </w:rPr>
-        <w:t>indemnites de preavis et de licenciement.Par exemple, les violences, les actes d'insubordination, les menaces (Cass.</w:t>
+        <w:t>indemnités de préavis et de licenciement.Par exemple, les violences, les actes d'insubordination, les menaces (Cass.</w:t>
       </w:r>
     </w:p>
     <w:p>
@@ -312,7 +313,7 @@
           <w:color w:val="000000"/>
           <w:sz w:val="22"/>
         </w:rPr>
-        <w:t>editions Corroy e 4 rue de Villars, 42000 Saint-etienne e 04 77 79 92 46 e infos@editions-corroy.fr</w:t>
+        <w:t>éditions Corroy à 4 rue de Villars, 42000 Saint-etienne à 04 77 79 92 46 à infos@editions-corroy.fr</w:t>
       </w:r>
     </w:p>
     <w:p>
@@ -322,7 +323,7 @@
           <w:color w:val="000000"/>
           <w:sz w:val="22"/>
         </w:rPr>
-        <w:t>COLLECTION DCG UE 3 e Droit social - Fiches de cours</w:t>
+        <w:t>COLLECTION DCG UE 3 à Droit social - Fiches de cours</w:t>
       </w:r>
     </w:p>
     <w:p>
@@ -352,7 +353,7 @@
           <w:color w:val="000000"/>
           <w:sz w:val="22"/>
         </w:rPr>
-        <w:t>editions Corroy e 4 rue de Villars, 42000 Saint-etienne e 04 77 79 92 46 e infos@editions-corroy.fr</w:t>
+        <w:t>éditions Corroy à 4 rue de Villars, 42000 Saint-etienne à 04 77 79 92 46 à infos@editions-corroy.fr</w:t>
       </w:r>
     </w:p>
     <w:p>
@@ -362,7 +363,7 @@
           <w:color w:val="000000"/>
           <w:sz w:val="22"/>
         </w:rPr>
-        <w:t>UE 3 e Fiche 13</w:t>
+        <w:t>UE 3 à Fiche 13</w:t>
       </w:r>
     </w:p>
     <w:p>
@@ -382,7 +383,7 @@
           <w:color w:val="000000"/>
           <w:sz w:val="22"/>
         </w:rPr>
-        <w:t>d'gradants (Cass. soc. 27 mai 2020).</w:t>
+        <w:t>dégradants (Cass. soc. 27 mai 2020).</w:t>
       </w:r>
     </w:p>
     <w:p>
@@ -392,7 +393,7 @@
           <w:color w:val="000000"/>
           <w:sz w:val="22"/>
         </w:rPr>
-        <w:t>La faute lourde. D'une gravite exceptionnelle, elle suppose l'intention particuliere de nuire e l'entreprise (par exemple</w:t>
+        <w:t>La faute lourde. D'une gravité exceptionnelle, elle suppose l'intention particulière de nuire à l'entreprise (par exemple</w:t>
       </w:r>
     </w:p>
     <w:p>
@@ -402,7 +403,7 @@
           <w:color w:val="000000"/>
           <w:sz w:val="22"/>
         </w:rPr>
-        <w:t>des menaces de mort e l'endroit de l'employeur - Cass. soc. 4 juillet 2018 - ou le fait d'avoir une activite concurrente e</w:t>
+        <w:t>des menaces de mort à l'endroit de l'employeur - Cass. soc. 4 juillet 2018 - ou le fait d'avoir une activité concurrente à</w:t>
       </w:r>
     </w:p>
     <w:p>
@@ -455,7 +456,7 @@
           <w:color w:val="000000"/>
           <w:sz w:val="22"/>
         </w:rPr>
-        <w:t>une cause reelle et s'rieuse.</w:t>
+        <w:t>une cause réelle et sérieuse.</w:t>
       </w:r>
     </w:p>
     <w:p>
@@ -475,7 +476,7 @@
           <w:color w:val="000000"/>
           <w:sz w:val="22"/>
         </w:rPr>
-        <w:t>L'insuffisance professionnelle. Il s'agit simplement de l'incompetence qui manifeste l'impossibilite pour le salarie</w:t>
+        <w:t>L'insuffisance professionnelle. Il s'agit simplement de l'incompétence qui manifeste l'impossibilité pour le salarié</w:t>
       </w:r>
     </w:p>
     <w:p>
@@ -485,7 +486,7 @@
           <w:color w:val="000000"/>
           <w:sz w:val="22"/>
         </w:rPr>
-        <w:t>d'accomplir les t'ches qui lui sont confiees au regard des manquements, erreurs et echecs dans son travail (les</w:t>
+        <w:t>d'accomplir les tâches qui lui sont confiées au regard des manquements, erreurs et échecs dans son travail (les</w:t>
       </w:r>
     </w:p>
     <w:p>
@@ -495,7 +496,7 @@
           <w:color w:val="000000"/>
           <w:sz w:val="22"/>
         </w:rPr>
-        <w:t>manquements doivent etre imputables au salarie e Cass. soc. 22 fevrier 2017). Il est n'cessaire e l'appui de ce motif de</w:t>
+        <w:t>manquements doivent être imputables au salarié à Cass. soc. 22 février 2017). Il est nécessaire à l'appui de ce motif de</w:t>
       </w:r>
     </w:p>
     <w:p>
@@ -505,7 +506,7 @@
           <w:color w:val="000000"/>
           <w:sz w:val="22"/>
         </w:rPr>
-        <w:t>fournir les el'ments precis et objectifs la justifiant.</w:t>
+        <w:t>fournir les éléments précis et objectifs la justifiant.</w:t>
       </w:r>
     </w:p>
     <w:p>
@@ -515,7 +516,7 @@
           <w:color w:val="000000"/>
           <w:sz w:val="22"/>
         </w:rPr>
-        <w:t>L'insuffisance de resultats. Le fait de ne pas atteindre les objectifs fixes par l'employeur, dans la mesure oe ceux-ci sont</w:t>
+        <w:t>L'insuffisance de résultats. Le fait de ne pas atteindre les objectifs fixes par l'employeur, dans la mesure où ceux-ci sont</w:t>
       </w:r>
     </w:p>
     <w:p>
@@ -535,7 +536,7 @@
           <w:color w:val="000000"/>
           <w:sz w:val="22"/>
         </w:rPr>
-        <w:t>La maladie. En principe la maladie ne peut etre en soi un motif de licenciement. N'anmoins lorsque celle-ci, repet'e et</w:t>
+        <w:t>La maladie. En principe la maladie ne peut être en soi un motif de licenciement. Néanmoins lorsque celle-ci, réputée et</w:t>
       </w:r>
     </w:p>
     <w:p>
@@ -545,7 +546,7 @@
           <w:color w:val="000000"/>
           <w:sz w:val="22"/>
         </w:rPr>
-        <w:t>prolongee, e pour effet de d'sorganiser l'entreprise et impose le remplacement d'finitif du salarie, le licenciement peut</w:t>
+        <w:t>prolongée, à pour effet de désorganiser l'entreprise et impose le remplacement définitif du salarié, le licenciement peut</w:t>
       </w:r>
     </w:p>
     <w:p>
@@ -555,7 +556,7 @@
           <w:color w:val="000000"/>
           <w:sz w:val="22"/>
         </w:rPr>
-        <w:t>etre justifie (Cass. soc.15 janvier 2014).</w:t>
+        <w:t>être justifie (Cass. soc.15 janvier 2014).</w:t>
       </w:r>
     </w:p>
     <w:p>
@@ -565,7 +566,7 @@
           <w:color w:val="000000"/>
           <w:sz w:val="22"/>
         </w:rPr>
-        <w:t>L'inaptitude. Le m'decin du travail peut d'clarer le salarie inapte, c'est-e-dire incapable d'exercer tout ou partie des</w:t>
+        <w:t>L'inaptitude. Le médecin du travail peut déclarer le salarié inapte, c'est-à-dire incapable d'exercer tout ou partie des</w:t>
       </w:r>
     </w:p>
     <w:p>
@@ -575,7 +576,7 @@
           <w:color w:val="000000"/>
           <w:sz w:val="22"/>
         </w:rPr>
-        <w:t>fonctions qui lui sont confiees. Dans cette hypothese, l'employeur doit proposer au salarie tout poste comparable</w:t>
+        <w:t>fonctions qui lui sont confiées. Dans cette hypothèse, l'employeur doit proposer au salarié tout poste comparable</w:t>
       </w:r>
     </w:p>
     <w:p>
@@ -585,7 +586,7 @@
           <w:color w:val="000000"/>
           <w:sz w:val="22"/>
         </w:rPr>
-        <w:t>permettant de maintenir le salarie dans l'entreprise, quelle que soit l'origine de l'inaptitude (professionnelle ou non e</w:t>
+        <w:t>permettant de maintenir le salarié dans l'entreprise, quelle que soit l'origine de l'inaptitude (professionnelle ou non à</w:t>
       </w:r>
     </w:p>
     <w:p>
@@ -608,7 +609,7 @@
           <w:color w:val="000000"/>
           <w:sz w:val="22"/>
         </w:rPr>
-        <w:t>soit de son impossibilite de proposer un emploi compatible avec son etat de sante ;</w:t>
+        <w:t>soit de son impossibilité de proposer un emploi compatible avec son état de santé ;</w:t>
       </w:r>
     </w:p>
     <w:p>
@@ -621,7 +622,7 @@
           <w:color w:val="000000"/>
           <w:sz w:val="22"/>
         </w:rPr>
-        <w:t>soit du refus par le salarie de l'emploi propose ;</w:t>
+        <w:t>soit du refus par le salarié de l'emploi propose ;</w:t>
       </w:r>
     </w:p>
     <w:p>
@@ -634,7 +635,7 @@
           <w:color w:val="000000"/>
           <w:sz w:val="22"/>
         </w:rPr>
-        <w:t>soit de la mention expresse dans l'avis du m'decin du travail que tout maintien du salarie dans un emploi serait</w:t>
+        <w:t>soit de la mention expresse dans l'avis du médecin du travail que tout maintien du salarié dans un emploi serait</w:t>
       </w:r>
     </w:p>
     <w:p>
@@ -644,7 +645,7 @@
           <w:color w:val="000000"/>
           <w:sz w:val="22"/>
         </w:rPr>
-        <w:t>gravement prejudiciable e sa sante ou que l'etat de sante du salarie fait obstacle e tout reclassement dans un emploi.</w:t>
+        <w:t>gravement préjudiciable à sa santé ou que l'état de santé du salarié fait obstacle à tout reclassement dans un emploi.</w:t>
       </w:r>
     </w:p>
     <w:p>
@@ -654,7 +655,7 @@
           <w:color w:val="000000"/>
           <w:sz w:val="22"/>
         </w:rPr>
-        <w:t>Lorsqu'e l'issue d'un d'lai d'un mois le salarie n'est pas reclasse ou licencie, l'employeur doit lui verser le salaire d' e</w:t>
+        <w:t>Lorsqu'à l'issue d'un délai d'un mois le salarié n'est pas reclassé ou licencié, l'employeur doit lui verser le salaire de à</w:t>
       </w:r>
     </w:p>
     <w:p>
@@ -674,7 +675,7 @@
           <w:color w:val="000000"/>
           <w:sz w:val="22"/>
         </w:rPr>
-        <w:t>La perte de confiance. Elle n'est pas en soi un motif l'gitime de licenciement. Elle ne peut etre que la consequence de faits</w:t>
+        <w:t>La perte de confiance. Elle n'est pas en soi un motif légitime de licenciement. Elle ne peut être que la conséquence de faits</w:t>
       </w:r>
     </w:p>
     <w:p>
@@ -684,7 +685,7 @@
           <w:color w:val="000000"/>
           <w:sz w:val="22"/>
         </w:rPr>
-        <w:t>objectifs, precis et imputables au salarie de nature e etre consideres comme une cause reelle et s'rieuse de licenciement.</w:t>
+        <w:t>objectifs, précis et imputables au salarié de nature à être considérés comme une cause réelle et sérieuse de licenciement.</w:t>
       </w:r>
     </w:p>
     <w:p>
@@ -697,7 +698,7 @@
           <w:color w:val="2F5496"/>
           <w:sz w:val="24"/>
         </w:rPr>
-        <w:t>LE CAS PARTICULIER DES eVeNEMENTS DE LA VIE PRIVeE C e</w:t>
+        <w:t>LE CAS PARTICULIER DES ÉVÉNEMENTS DE LA VIE PRIVÉE C •</w:t>
       </w:r>
     </w:p>
     <w:p>
@@ -730,7 +731,7 @@
           <w:color w:val="006100"/>
           <w:sz w:val="22"/>
         </w:rPr>
-        <w:t>Par principe l'employeur ne peut etre fonde e sanctionner un salarie pour des faits qui relevent de sa vie personnelle. En</w:t>
+        <w:t>Par principe l'employeur ne peut être fondé à sanctionner un salarié pour des faits qui relèvent de sa vie personnelle. En</w:t>
       </w:r>
     </w:p>
     <w:p>
@@ -740,7 +741,7 @@
           <w:color w:val="006100"/>
           <w:sz w:val="22"/>
         </w:rPr>
-        <w:t>effet, seules les fautes commises dans l'execution des fonctions ou e l'occasion de celles-ci peuvent justifier l'usage par</w:t>
+        <w:t>effet, seules les fautes commises dans l'exécution des fonctions ou à l'occasion de celles-ci peuvent justifier l'usage par</w:t>
       </w:r>
     </w:p>
     <w:p>
@@ -760,7 +761,7 @@
           <w:color w:val="006100"/>
           <w:sz w:val="22"/>
         </w:rPr>
-        <w:t>La vie personnelle a une acception plus large que la vie privee dans la mesure oe elle englobe cette derniere et comprend</w:t>
+        <w:t>La vie personnelle a une acception plus large que la vie privée dans la mesure où elle englobe cette dernière et comprend</w:t>
       </w:r>
     </w:p>
     <w:p>
@@ -770,7 +771,7 @@
           <w:color w:val="006100"/>
           <w:sz w:val="22"/>
         </w:rPr>
-        <w:t>l'ensemble des comportements et activites que le salarie peut avoir en dehors de sa vie professionnelle. Il est alors aise de</w:t>
+        <w:t>l'ensemble des comportements et activités que le salarié peut avoir en dehors de sa vie professionnelle. Il est alors aise de</w:t>
       </w:r>
     </w:p>
     <w:p>
@@ -780,7 +781,7 @@
           <w:color w:val="006100"/>
           <w:sz w:val="22"/>
         </w:rPr>
-        <w:t>comprendre que l'employeur, en dehors du temps oe le salarie execute sa prestation de travail, ne puisse avoir un droit de</w:t>
+        <w:t>comprendre que l'employeur, en dehors du temps ou le salarié exécute sa prestation de travail, ne puisse avoir un droit de</w:t>
       </w:r>
     </w:p>
     <w:p>
@@ -790,7 +791,7 @@
           <w:color w:val="006100"/>
           <w:sz w:val="22"/>
         </w:rPr>
-        <w:t>regard sur l'organisation, le fonctionnement ou les pratiques de la vie du salarie et e fortiori en tire un motif de sanction.</w:t>
+        <w:t>regard sur l'organisation, le fonctionnement ou les pratiques de la vie du salarié et à fortiori en tire un motif de sanction.</w:t>
       </w:r>
     </w:p>
     <w:p>
@@ -800,7 +801,7 @@
           <w:color w:val="006100"/>
           <w:sz w:val="22"/>
         </w:rPr>
-        <w:t>La Cour de cassation a pu l'gitimement considerer que l'aide au s'jour irregulier ne peut etre sanctionnee par l'employeur</w:t>
+        <w:t>La Cour de cassation a pu légitimement considérer que l'aide au séjour irrégulier ne peut être sanctionnée par l'employeur</w:t>
       </w:r>
     </w:p>
     <w:p>
@@ -810,7 +811,7 @@
           <w:color w:val="006100"/>
           <w:sz w:val="22"/>
         </w:rPr>
-        <w:t>(Cass. soc.16 d'cembre 1997), ni m'me l'incarceration du salarie (Cass. soc. 26 fevrier 2003) ou encore le fait de voler</w:t>
+        <w:t>(Cass. soc.16 décembre 1997), ni même l'incarcération du salarié (Cass. soc. 26 février 2003) ou encore le fait de voler</w:t>
       </w:r>
     </w:p>
     <w:p>
@@ -820,7 +821,7 @@
           <w:color w:val="006100"/>
           <w:sz w:val="22"/>
         </w:rPr>
-        <w:t>les enjoliveurs de la voiture d'un collegue sur un parking e l'exterieur de l'entreprise (Cass. soc. 19 septembre 2007).</w:t>
+        <w:t>les enjoliveurs de la voiture d'un collègue sur un parking à l'extérieur de l'entreprise (Cass. soc. 19 septembre 2007).</w:t>
       </w:r>
     </w:p>
     <w:p>
@@ -863,7 +864,7 @@
           <w:color w:val="C0504D"/>
           <w:sz w:val="22"/>
         </w:rPr>
-        <w:t>fondement e une procedure de licenciement.</w:t>
+        <w:t>fondement à une procédure de licenciement.</w:t>
       </w:r>
     </w:p>
     <w:p>
@@ -873,7 +874,7 @@
           <w:color w:val="C0504D"/>
           <w:sz w:val="22"/>
         </w:rPr>
-        <w:t>La juridiction supreme a retenu dans un premier temps la notion de trouble caracterise dans l'entreprise pour justifier qu'un fait</w:t>
+        <w:t>La juridiction suprême a retenu dans un premier temps la notion de trouble caractérise dans l'entreprise pour justifier qu'un fait</w:t>
       </w:r>
     </w:p>
     <w:p>
@@ -883,7 +884,7 @@
           <w:color w:val="C0504D"/>
           <w:sz w:val="22"/>
         </w:rPr>
-        <w:t>relevant de la vie personnelle puisse etre utilise pour sanctionner un salarie. (Par exemple un salarie qui bat son epouse e</w:t>
+        <w:t>relevant de la vie personnelle puisse être utilisé pour sanctionner un salarié. (Par exemple un salarié qui bat son épouse à</w:t>
       </w:r>
     </w:p>
     <w:p>
@@ -893,7 +894,7 @@
           <w:color w:val="C0504D"/>
           <w:sz w:val="22"/>
         </w:rPr>
-        <w:t>proximite de l'entreprise, Cass. soc. 1</w:t>
+        <w:t>proximité de l'entreprise, Cass. soc. 1</w:t>
       </w:r>
     </w:p>
     <w:p>
@@ -913,7 +914,7 @@
           <w:color w:val="C0504D"/>
           <w:sz w:val="22"/>
         </w:rPr>
-        <w:t>avril 1992). Plus recemment, la chambre sociale de la Cour de cassation a pu d'cider</w:t>
+        <w:t>avril 1992). Plus récemment, la chambre sociale de la Cour de cassation a pu décider</w:t>
       </w:r>
     </w:p>
     <w:p>
@@ -923,7 +924,7 @@
           <w:color w:val="C0504D"/>
           <w:sz w:val="22"/>
         </w:rPr>
-        <w:t>qu'un salarie tenu par sa fonction e une obligation de probite, peut etre valablement sanctionne pour des faits commis en dehors</w:t>
+        <w:t>qu'un salarié tenu par sa fonction à une obligation de probité, peut être valablement sanctionné pour des faits commis en dehors</w:t>
       </w:r>
     </w:p>
     <w:p>
@@ -933,7 +934,7 @@
           <w:color w:val="C0504D"/>
           <w:sz w:val="22"/>
         </w:rPr>
-        <w:t>de son travail, en violation de cette obligation, d's lors qu'un trouble caracterise dans l'entreprise en resulte et rend impossible</w:t>
+        <w:t>de son travail, en violation de cette obligation, des lors qu'un trouble caractérise dans l'entreprise en résulte et rend impossible</w:t>
       </w:r>
     </w:p>
     <w:p>
@@ -943,7 +944,7 @@
           <w:color w:val="C0504D"/>
           <w:sz w:val="22"/>
         </w:rPr>
-        <w:t>la poursuite du contrat de travail. La qualification de faute grave n'a au demeurant pas et' remise en cause (Cass. soc. 26 janvier</w:t>
+        <w:t>la poursuite du contrat de travail. La qualification de faute grave n'a au demeurant pas été remise en cause (Cass. soc. 26 janvier</w:t>
       </w:r>
     </w:p>
     <w:p>
@@ -953,7 +954,7 @@
           <w:color w:val="C0504D"/>
           <w:sz w:val="22"/>
         </w:rPr>
-        <w:t>2006) : en l'espece, un salarie du Credit Agricole ayant participe e un trafic de vehicule), ce qui peut preter le flanc e la critique. En</w:t>
+        <w:t>2006) : en l'espace, un salarié du Crédit Agricole ayant participé à un trafic de véhicule), ce qui peut prêter le flanc à la critique. En</w:t>
       </w:r>
     </w:p>
     <w:p>
@@ -963,7 +964,7 @@
           <w:color w:val="C0504D"/>
           <w:sz w:val="22"/>
         </w:rPr>
-        <w:t>effet, il paraet raisonnable que le droit au respect de la vie prive ne puisse justifier une sanction disciplinaire sans pour autant eter</w:t>
+        <w:t>effet, il paraît raisonnable que le droit au respect de la vie privé ne puisse justifier une sanction disciplinaire sans pour autant ôter</w:t>
       </w:r>
     </w:p>
     <w:p>
@@ -973,7 +974,7 @@
           <w:color w:val="C0504D"/>
           <w:sz w:val="22"/>
         </w:rPr>
-        <w:t>e l'employeur la possibilite de prononcer un licenciement sans faute. La Cour de cassation semble d'ailleurs avoir evolue dans</w:t>
+        <w:t>à l'employeur la possibilité de prononcer un licenciement sans faute. La Cour de cassation semble d'ailleurs avoir évolué dans</w:t>
       </w:r>
     </w:p>
     <w:p>
@@ -983,7 +984,7 @@
           <w:color w:val="C0504D"/>
           <w:sz w:val="22"/>
         </w:rPr>
-        <w:t>ses positions recentes en retenant que pour des faits de la vie privee, le trouble objectif ne puisse justifier une sanction disci-</w:t>
+        <w:t>ses positions récentes en retenant que pour des faits de la vie privée, le trouble objectif ne puisse justifier une sanction disci-</w:t>
       </w:r>
     </w:p>
     <w:p>
@@ -1013,7 +1014,7 @@
           <w:color w:val="C0504D"/>
           <w:sz w:val="22"/>
         </w:rPr>
-        <w:t>Pour ce qui releve plus specifiquement du retrait du permis de conduire, la Cour de cassation a precise dernierement sa juris-</w:t>
+        <w:t>Pour ce qui relève plus spécifiquement du retrait du permis de conduire, la Cour de cassation a précise dernièrement sa juris-</w:t>
       </w:r>
     </w:p>
     <w:p>
@@ -1023,7 +1024,7 @@
           <w:color w:val="C0504D"/>
           <w:sz w:val="22"/>
         </w:rPr>
-        <w:t>prudence en la matiere. Dans un arret du 3 mai 2011, elle rappelle qu'un motif tire de la vie personnelle du salarie ne peut, en</w:t>
+        <w:t>prudence en la matière. Dans un arrêt du 3 mai 2011, elle rappelle qu'un motif tire de la vie personnelle du salarié ne peut, en</w:t>
       </w:r>
     </w:p>
     <w:p>
@@ -1033,7 +1034,7 @@
           <w:color w:val="C0504D"/>
           <w:sz w:val="22"/>
         </w:rPr>
-        <w:t>principe, justifier un licenciement disciplinaire. Elle y apporte cependant une exception en indiquant dans son attendu e sauf s'il</w:t>
+        <w:t>principe, justifier un licenciement disciplinaire. Elle y apporte cependant une exception en indiquant dans son attendu à sauf s'il</w:t>
       </w:r>
     </w:p>
     <w:p>
@@ -1043,7 +1044,7 @@
           <w:color w:val="C0504D"/>
           <w:sz w:val="22"/>
         </w:rPr>
-        <w:t>constitue un manquement de l'interesse e une obligation d'coulant de son contrat de travail e. D's lors et e cette condition, il</w:t>
+        <w:t>constitue un manquement de l'intéresse à une obligation découlant de son contrat de travail à. Des lors et à cette condition, il</w:t>
       </w:r>
     </w:p>
     <w:p>
@@ -1053,7 +1054,7 @@
           <w:color w:val="C0504D"/>
           <w:sz w:val="22"/>
         </w:rPr>
-        <w:t>faut comprendre qu'un licenciement pour faute puisse etre prononce e l'encontre du salarie. Position confirmee notamment</w:t>
+        <w:t>faut comprendre qu'un licenciement pour faute puisse être prononcé à l'encontre du salarié. Position confirmée notamment</w:t>
       </w:r>
     </w:p>
     <w:p>
@@ -1063,7 +1064,7 @@
           <w:color w:val="C0504D"/>
           <w:sz w:val="22"/>
         </w:rPr>
-        <w:t>dans un arret 1</w:t>
+        <w:t>dans un arrêt 1</w:t>
       </w:r>
     </w:p>
     <w:p>
@@ -1083,7 +1084,7 @@
           <w:color w:val="C0504D"/>
           <w:sz w:val="22"/>
         </w:rPr>
-        <w:t>d'cembre 2015 ou encore du 22 mars 2016, ce dernier concernant un chauffeur de taxi occasionnel ayant</w:t>
+        <w:t>décembre 2015 ou encore du 22 mars 2016, ce dernier concernant un chauffeur de taxi occasionnel ayant</w:t>
       </w:r>
     </w:p>
     <w:p>
@@ -1093,7 +1094,7 @@
           <w:color w:val="C0504D"/>
           <w:sz w:val="22"/>
         </w:rPr>
-        <w:t>un comportement routier inconsequent et dangereux reitere (ou encore Cass. soc. 28 fevrier 2018 / Cass. soc. 1</w:t>
+        <w:t>un comportement routier inconséquent et dangereux réitère (ou encore Cass. soc. 28 février 2018 / Cass. soc. 1</w:t>
       </w:r>
     </w:p>
     <w:p>
@@ -1123,7 +1124,7 @@
           <w:color w:val="C0504D"/>
           <w:sz w:val="22"/>
         </w:rPr>
-        <w:t>2019 / Cass. soc. 8 juillet 2020). Cette evolution qui autorise le licenciement disciplinaire l'encadre d'sormais.</w:t>
+        <w:t>2019 / Cass. soc. 8 juillet 2020). Cette évolution qui autorise le licenciement disciplinaire l'encadre désormais.</w:t>
       </w:r>
     </w:p>
     <w:p/>
@@ -1134,7 +1135,7 @@
           <w:color w:val="C0504D"/>
           <w:sz w:val="22"/>
         </w:rPr>
-        <w:t>II e</w:t>
+        <w:t>II •</w:t>
       </w:r>
     </w:p>
     <w:p>
@@ -1144,7 +1145,7 @@
           <w:color w:val="C0504D"/>
           <w:sz w:val="22"/>
         </w:rPr>
-        <w:t>e noter : la mise e pied conservatoire</w:t>
+        <w:t>à noter : la mise à pied conservatoire</w:t>
       </w:r>
     </w:p>
     <w:p>
@@ -1154,7 +1155,7 @@
           <w:color w:val="C0504D"/>
           <w:sz w:val="22"/>
         </w:rPr>
-        <w:t>D's la connaissance de la faute et dans l'attente de la sanction, l'employeur peut prononcer une mise e pied e titre</w:t>
+        <w:t>Des la connaissance de la faute et dans l'attente de la sanction, l'employeur peut prononcer une mise à pied à titre</w:t>
       </w:r>
     </w:p>
     <w:p>
@@ -1164,7 +1165,7 @@
           <w:color w:val="C0504D"/>
           <w:sz w:val="22"/>
         </w:rPr>
-        <w:t>conservatoire. Celle-ci se distingue clairement de la mise e pied disciplinaire qui constitue une sanction notifiee au salarie e</w:t>
+        <w:t>conservatoire. Celle-ci se distingue clairement de la mise à pied disciplinaire qui constitue une sanction notifiée au salarié à</w:t>
       </w:r>
     </w:p>
     <w:p>
@@ -1174,7 +1175,7 @@
           <w:color w:val="C0504D"/>
           <w:sz w:val="22"/>
         </w:rPr>
-        <w:t>l'issue de la procedure disciplinaire. La mise e pied conservatoire vise e ecarter le salarie de l'entreprise dans l'attente d'une</w:t>
+        <w:t>l'issue de la procédure disciplinaire. La mise à pied conservatoire vise à écarter le salarié de l'entreprise dans l'attente d'une</w:t>
       </w:r>
     </w:p>
     <w:p>
@@ -1184,7 +1185,7 @@
           <w:color w:val="C0504D"/>
           <w:sz w:val="22"/>
         </w:rPr>
-        <w:t>sanction si les faits reproches le justifient, c'est-e-dire susceptibles d'entraener un licenciement pour faute grave ou lourde.</w:t>
+        <w:t>sanction si les faits reproches le justifient, c'est-à-dire susceptibles d'entraîner un licenciement pour faute grave ou lourde.</w:t>
       </w:r>
     </w:p>
     <w:p>
@@ -1194,7 +1195,7 @@
           <w:color w:val="C0504D"/>
           <w:sz w:val="22"/>
         </w:rPr>
-        <w:t>N'anmoins elle n'impose pas e l'employeur de retenir l'une de ces fautes e l'issue de la procedure de licenciement.</w:t>
+        <w:t>Néanmoins elle n'impose pas à l'employeur de retenir l'une de ces fautes à l'issue de la procédure de licenciement.</w:t>
       </w:r>
     </w:p>
     <w:p>
@@ -1204,7 +1205,7 @@
           <w:color w:val="C0504D"/>
           <w:sz w:val="22"/>
         </w:rPr>
-        <w:t>Par contre la procedure de licenciement doit etre immediatement engagee suite e la mise e pied conservatoire. e</w:t>
+        <w:t>Par contre la procédure de licenciement doit être immédiatement engagée suite à la mise à pied conservatoire. à</w:t>
       </w:r>
     </w:p>
     <w:p>
@@ -1214,7 +1215,7 @@
           <w:color w:val="C0504D"/>
           <w:sz w:val="22"/>
         </w:rPr>
-        <w:t>d'faut, elle aura le caractere d'une mise e pied disciplinaire. En ce sens la Cour de cassation a considere que le d'lai</w:t>
+        <w:t>défaut, elle aura le caractère d'une mise à pied disciplinaire. En ce sens la Cour de cassation a considéré que le délai</w:t>
       </w:r>
     </w:p>
     <w:p>
@@ -1224,7 +1225,7 @@
           <w:color w:val="C0504D"/>
           <w:sz w:val="22"/>
         </w:rPr>
-        <w:t>de 7 jours ne caracterisait pas cette immediatete (Cass. soc. 1</w:t>
+        <w:t>de 7 jours ne caractérisait pas cette immédiateté (Cass. soc. 1</w:t>
       </w:r>
     </w:p>
     <w:p>
@@ -1244,7 +1245,7 @@
           <w:color w:val="C0504D"/>
           <w:sz w:val="22"/>
         </w:rPr>
-        <w:t>d'cembre 2011 / 14 avril 2020), ni m'me 4 jours</w:t>
+        <w:t>décembre 2011 / 14 avril 2020), ni même 4 jours</w:t>
       </w:r>
     </w:p>
     <w:p>
@@ -1267,7 +1268,7 @@
           <w:color w:val="2F5496"/>
           <w:sz w:val="24"/>
         </w:rPr>
-        <w:t>LA CONVOCATION e L'ENTRETIEN PReALABLE A e</w:t>
+        <w:t>LA CONVOCATION à L'ENTRETIEN PRÉALABLE A •</w:t>
       </w:r>
     </w:p>
     <w:p>
@@ -1277,7 +1278,7 @@
           <w:color w:val="000000"/>
           <w:sz w:val="22"/>
         </w:rPr>
-        <w:t>L'employeur doit convoquer le salarie dont il envisage le licenciement e un entretien prealable, par lettre</w:t>
+        <w:t>L'employeur doit convoquer le salarié dont il envisage le licenciement à un entretien préalable, par lettre</w:t>
       </w:r>
     </w:p>
     <w:p>
@@ -1287,7 +1288,7 @@
           <w:color w:val="000000"/>
           <w:sz w:val="22"/>
         </w:rPr>
-        <w:t>recommandee ou remise en main en propre contre d'charge (la signification par huissier ou l'envoi par</w:t>
+        <w:t>recommandée ou remise en main en propre contre décharge (la signification par huissier ou l'envoi par</w:t>
       </w:r>
     </w:p>
     <w:p>
@@ -1297,7 +1298,7 @@
           <w:color w:val="000000"/>
           <w:sz w:val="22"/>
         </w:rPr>
-        <w:t>Chronopost sont licites e en ce sens, Cass. soc. 11 mars 2011 et Cass. soc. 8 fevrier 2011).</w:t>
+        <w:t>Chronopost sont licites à en ce sens, Cass. soc. 11 mars 2011 et Cass. soc. 8 février 2011).</w:t>
       </w:r>
     </w:p>
     <w:p>
@@ -1310,7 +1311,7 @@
           <w:color w:val="2F5496"/>
           <w:sz w:val="24"/>
         </w:rPr>
-        <w:t>MENTIONS IMPeRATIVES DE LA CONVOCATION</w:t>
+        <w:t>MENTIONS IMPÉRATIVES DE LA CONVOCATION</w:t>
       </w:r>
     </w:p>
     <w:p>
@@ -1333,7 +1334,7 @@
           <w:color w:val="000000"/>
           <w:sz w:val="22"/>
         </w:rPr>
-        <w:t>L'objet de l'entretien. Bien que le motif e les griefs e du licenciement n'ait pas e etre indique, l'objet de l'entretien doit</w:t>
+        <w:t>L'objet de l'entretien. Bien que le motif à les griefs à du licenciement n'ait pas à être indique, l'objet de l'entretien doit</w:t>
       </w:r>
     </w:p>
     <w:p>
@@ -1343,7 +1344,7 @@
           <w:color w:val="000000"/>
           <w:sz w:val="22"/>
         </w:rPr>
-        <w:t>etre precis et sans equivoque (Cass. soc. 6 avril 2016).</w:t>
+        <w:t>être précis et sans équivoque (Cass. soc. 6 avril 2016).</w:t>
       </w:r>
     </w:p>
     <w:p>
@@ -1369,7 +1370,7 @@
           <w:color w:val="000000"/>
           <w:sz w:val="22"/>
         </w:rPr>
-        <w:t>La possibilite de se faire assister par une personne de l'entreprise ou e d'faut d'institutions representatives du</w:t>
+        <w:t>La possibilité de se faire assister par une personne de l'entreprise ou à défaut d'institutions représentatives du</w:t>
       </w:r>
     </w:p>
     <w:p>
@@ -1379,7 +1380,7 @@
           <w:color w:val="000000"/>
           <w:sz w:val="22"/>
         </w:rPr>
-        <w:t>personnel, par une personne exterieure e l'entreprise dont la liste peut etre consultee en mairie et aupres des</w:t>
+        <w:t>personnel, par une personne extérieure à l'entreprise dont la liste peut être consultée en mairie et auprès des</w:t>
       </w:r>
     </w:p>
     <w:p>
@@ -1389,7 +1390,7 @@
           <w:color w:val="000000"/>
           <w:sz w:val="22"/>
         </w:rPr>
-        <w:t>services de l'inspection du travail. Il est tout aussi n'cessaire d'indiquer les adresses ou ces listes peuvent etre</w:t>
+        <w:t>services de l'inspection du travail. Il est tout aussi nécessaire d'indiquer les adresses ou ces listes peuvent être</w:t>
       </w:r>
     </w:p>
     <w:p>
@@ -1399,7 +1400,7 @@
           <w:color w:val="000000"/>
           <w:sz w:val="22"/>
         </w:rPr>
-        <w:t>consultees, e d'faut la procedure est irreguliere (Cass. soc. 19 septembre 2007 et Cass. soc. 9 nov. 2010).</w:t>
+        <w:t>consultées, à défaut la procédure est irrégulière (Cass. soc. 19 septembre 2007 et Cass. soc. 9 nov. 2010).</w:t>
       </w:r>
     </w:p>
     <w:p>
@@ -1412,7 +1413,7 @@
           <w:color w:val="2F5496"/>
           <w:sz w:val="24"/>
         </w:rPr>
-        <w:t>D'LAI</w:t>
+        <w:t>DÉLAI</w:t>
       </w:r>
     </w:p>
     <w:p>
@@ -1432,7 +1433,7 @@
           <w:color w:val="000000"/>
           <w:sz w:val="22"/>
         </w:rPr>
-        <w:t>Enfin, l'employeur doit respecter un d'lai de 5 jours ouvrables entre la presentation de la lettre recommandee (ou la</w:t>
+        <w:t>Enfin, l'employeur doit respecter un délai de 5 jours ouvrables entre la présentation de la lettre recommandée (ou la</w:t>
       </w:r>
     </w:p>
     <w:p>
@@ -1442,7 +1443,7 @@
           <w:color w:val="000000"/>
           <w:sz w:val="22"/>
         </w:rPr>
-        <w:t>remise en main propre) et l'entretien prealable. Le d'compte des jours se fait e partir du lendemain de la presentation de</w:t>
+        <w:t>remise en main propre) et l'entretien préalable. Le décompte des jours se fait à partir du lendemain de la présentation de</w:t>
       </w:r>
     </w:p>
     <w:p>
@@ -1452,7 +1453,7 @@
           <w:color w:val="000000"/>
           <w:sz w:val="22"/>
         </w:rPr>
-        <w:t>la lettre et exclu les dimanches, les jours feries et les jours non-ouvrables. En ce sens, la Cour de cassation rappelle les</w:t>
+        <w:t>la lettre et exclu les dimanches, les jours fériés et les jours non-ouvrables. En ce sens, la Cour de cassation rappelle les</w:t>
       </w:r>
     </w:p>
     <w:p>
@@ -1462,7 +1463,7 @@
           <w:color w:val="000000"/>
           <w:sz w:val="22"/>
         </w:rPr>
-        <w:t>regles de d'compte des jours dont la violation justifie le versement de dommages interets (Cass. soc. 3 juin 2015),</w:t>
+        <w:t>règles de décompte des jours dont la violation justifie le versement de dommages intérêts (Cass. soc. 3 juin 2015),</w:t>
       </w:r>
     </w:p>
     <w:p>
@@ -1472,7 +1473,7 @@
           <w:color w:val="000000"/>
           <w:sz w:val="22"/>
         </w:rPr>
-        <w:t>la procedure etant irreguliere (Cass. soc. 5 juillet 2017).</w:t>
+        <w:t>la procédure étant irrégulière (Cass. soc. 5 juillet 2017).</w:t>
       </w:r>
     </w:p>
     <w:p>
@@ -1485,7 +1486,7 @@
           <w:color w:val="2F5496"/>
           <w:sz w:val="24"/>
         </w:rPr>
-        <w:t>L'ENTRETIEN PReALABLE B e</w:t>
+        <w:t>L'ENTRETIEN PRÉALABLE B •</w:t>
       </w:r>
     </w:p>
     <w:p>
@@ -1495,7 +1496,7 @@
           <w:color w:val="000000"/>
           <w:sz w:val="22"/>
         </w:rPr>
-        <w:t>Il consiste pour les parties, e faire valoir leurs pretentions. Ainsi l'employeur indique au salarie les el'ments ayant</w:t>
+        <w:t>Il consiste pour les parties, à faire valoir leurs prétentions. Ainsi l'employeur indique au salarié les éléments ayant</w:t>
       </w:r>
     </w:p>
     <w:p>
@@ -1505,7 +1506,7 @@
           <w:color w:val="000000"/>
           <w:sz w:val="22"/>
         </w:rPr>
-        <w:t>conduit e envisager son licenciement. Il ne doit par ailleurs jamais faire etat d's l'entretien de sa d'cision.</w:t>
+        <w:t>conduit à envisager son licenciement. Il ne doit par ailleurs jamais faire état des l'entretien de sa décision.</w:t>
       </w:r>
     </w:p>
     <w:p>
@@ -1515,7 +1516,7 @@
           <w:color w:val="000000"/>
           <w:sz w:val="22"/>
         </w:rPr>
-        <w:t>Le salarie quant e lui, exerce ses droits e la d'fense en presentant ses explications s'il y a lieu. e noter que son absence e</w:t>
+        <w:t>Le salarié quant à lui, exerce ses droits à la défense en présentant ses explications s'il y a lieu. à noter que son absence à</w:t>
       </w:r>
     </w:p>
     <w:p>
@@ -1525,7 +1526,7 @@
           <w:color w:val="000000"/>
           <w:sz w:val="22"/>
         </w:rPr>
-        <w:t>quelle qu'en soit la cause - n'interrompt pas la procedure ni ne la prive de regularite.</w:t>
+        <w:t>quelle qu'en soit la cause - n'interrompt pas la procédure ni ne la prive de régularité.</w:t>
       </w:r>
     </w:p>
     <w:p>
@@ -1538,7 +1539,7 @@
           <w:color w:val="2F5496"/>
           <w:sz w:val="24"/>
         </w:rPr>
-        <w:t>LA NOTIFICATION DU LICENCIEMENT. C e</w:t>
+        <w:t>LA NOTIFICATION DU LICENCIEMENT. C •</w:t>
       </w:r>
     </w:p>
     <w:p>
@@ -1548,7 +1549,7 @@
           <w:color w:val="000000"/>
           <w:sz w:val="22"/>
         </w:rPr>
-        <w:t>e la suite de l'entretien, l'employeur doit notifier (c'est-e-dire porter e la connaissance dee), sa d'cision au salarie dans</w:t>
+        <w:t>à la suite de l'entretien, l'employeur doit notifier (c'est-à-dire porter à la connaissance dei), sa décision au salarié dans</w:t>
       </w:r>
     </w:p>
     <w:p>
@@ -1571,7 +1572,7 @@
           <w:color w:val="2F5496"/>
           <w:sz w:val="24"/>
         </w:rPr>
-        <w:t>D'LAI</w:t>
+        <w:t>DÉLAI</w:t>
       </w:r>
     </w:p>
     <w:p>
@@ -1591,7 +1592,7 @@
           <w:color w:val="000000"/>
           <w:sz w:val="22"/>
         </w:rPr>
-        <w:t>Le licenciement doit etre obligatoirement notifie par lettre recommandee (Cass. soc. 24 janvier 2007) avec demande d'avis de</w:t>
+        <w:t>Le licenciement doit être obligatoirement notifié par lettre recommandée (Cass. soc. 24 janvier 2007) avec demande d'avis de</w:t>
       </w:r>
     </w:p>
     <w:p>
@@ -1601,7 +1602,7 @@
           <w:color w:val="000000"/>
           <w:sz w:val="22"/>
         </w:rPr>
-        <w:t>reception ou par exploit d'huissier (Cass. soc. 28 mars 2012), deux jours ouvrables au minimum apres l'entretien prealable.</w:t>
+        <w:t>réception ou par exploit d'huissier (Cass. soc. 28 mars 2012), deux jours ouvrables au minimum après l'entretien préalable.</w:t>
       </w:r>
     </w:p>
     <w:p>
@@ -1611,7 +1612,7 @@
           <w:color w:val="000000"/>
           <w:sz w:val="22"/>
         </w:rPr>
-        <w:t>La lettre prononeant le licenciement doit imperativement contenir les mentions suivantes :</w:t>
+        <w:t>La lettre prononçant le licenciement doit impérativement contenir les mentions suivantes :</w:t>
       </w:r>
     </w:p>
     <w:p>
@@ -1644,7 +1645,7 @@
           <w:color w:val="000000"/>
           <w:sz w:val="22"/>
         </w:rPr>
-        <w:t>Il doit etre fait mention des griefs retenus e l'encontre du salarie justifiant la rupture du contrat de travail. Les motifs</w:t>
+        <w:t>Il doit être fait mention des griefs retenus à l'encontre du salarié justifiant la rupture du contrat de travail. Les motifs</w:t>
       </w:r>
     </w:p>
     <w:p>
@@ -1654,7 +1655,7 @@
           <w:color w:val="000000"/>
           <w:sz w:val="22"/>
         </w:rPr>
-        <w:t>doivent etre precis et exhaustifs dans la mesure oe ils lient le juge et l'employeur en cas de litige. De plus le motif</w:t>
+        <w:t>doivent être précis et exhaustifs dans la mesure où ils lient le juge et l'employeur en cas de litige. De plus le motif</w:t>
       </w:r>
     </w:p>
     <w:p>
@@ -1664,7 +1665,7 @@
           <w:color w:val="000000"/>
           <w:sz w:val="22"/>
         </w:rPr>
-        <w:t>insuffisant ou errone sera sanctionne par une absence de cause reelle et s'rieuse.</w:t>
+        <w:t>insuffisant ou erroné sera sanctionné par une absence de cause réelle et sérieuse.</w:t>
       </w:r>
     </w:p>
     <w:p>
@@ -1677,7 +1678,7 @@
           <w:color w:val="2F5496"/>
           <w:sz w:val="24"/>
         </w:rPr>
-        <w:t>LA DATE DE CONGe</w:t>
+        <w:t>LA DATE DE CONGO</w:t>
       </w:r>
     </w:p>
     <w:p>
@@ -1697,7 +1698,7 @@
           <w:color w:val="000000"/>
           <w:sz w:val="22"/>
         </w:rPr>
-        <w:t>C'est-e-dire la date e laquelle la rupture du contrat de travail sera consommee, en gen'ral e l'expiration du d'lai du</w:t>
+        <w:t>C'est-à-dire la date à laquelle la rupture du contrat de travail sera consommée, en général à l'expiration du délai du</w:t>
       </w:r>
     </w:p>
     <w:p>
@@ -1707,7 +1708,7 @@
           <w:color w:val="000000"/>
           <w:sz w:val="22"/>
         </w:rPr>
-        <w:t>preavis. En cas de dispense d'executer le preavis il doit en etre fait mention imperativement.</w:t>
+        <w:t>préavis. En cas de dispense d'exécuter le préavis il doit en être fait mention impérativement.</w:t>
       </w:r>
     </w:p>
     <w:p>
@@ -1720,7 +1721,7 @@
           <w:color w:val="2F5496"/>
           <w:sz w:val="24"/>
         </w:rPr>
-        <w:t>LES ORDONNANCES DU 22 SEPTEMBRE 2017 ONT APPORTe DEUX NOUVEAUTeS EN LA MATIeRE</w:t>
+        <w:t>LES ORDONNANCES DU 22 SEPTEMBRE 2017 ONT APPORTE DEUX NOUVEAUTÉS EN LA MATIÈRE</w:t>
       </w:r>
     </w:p>
     <w:p>
@@ -1730,7 +1731,7 @@
           <w:color w:val="000000"/>
           <w:sz w:val="22"/>
         </w:rPr>
-        <w:t>D'une part, le D'cret n' 2017-1820 du 29 d'cembre 2017 etabli une liste de modeles de lettre de notification du</w:t>
+        <w:t>D'une part, le Décret n° 2017-1820 du 29 décembre 2017 établi une liste de modèles de lettre de notification du</w:t>
       </w:r>
     </w:p>
     <w:p>
@@ -1740,7 +1741,7 @@
           <w:color w:val="000000"/>
           <w:sz w:val="22"/>
         </w:rPr>
-        <w:t>licenciement comprenant l'ensemble des mentions imperatives devant y figurer. Ces lettres types concernent l'ensemble</w:t>
+        <w:t>licenciement comprenant l'ensemble des mentions impératives devant y figurer. Ces lettres types concernent l'ensemble</w:t>
       </w:r>
     </w:p>
     <w:p>
@@ -1760,7 +1761,7 @@
           <w:color w:val="000000"/>
           <w:sz w:val="22"/>
         </w:rPr>
-        <w:t>D'autre part, dans les 15 jours e compter de la notification du licenciement, il est d'sormais possible, e la demande du</w:t>
+        <w:t>D'autre part, dans les 15 jours à compter de la notification du licenciement, il est désormais possible, à la demande du</w:t>
       </w:r>
     </w:p>
     <w:p>
@@ -1770,9 +1771,10 @@
           <w:color w:val="000000"/>
           <w:sz w:val="22"/>
         </w:rPr>
-        <w:t>salarie ou e l'initiative de l'employeur, de preciser par voie recommandee les motifs enonces dans la lettre de licenciement.</w:t>
+        <w:t>salarié ou à l'initiative de l'employeur, de préciser par voie recommandée les motifs énoncés dans la lettre de licenciement.</w:t>
       </w:r>
     </w:p>
+    <w:p/>
     <w:p/>
     <w:sectPr>
       <w:pgSz w:w="12240" w:h="15840"/>

--- a/droit social dcg/13- licenciement - motif personnel.docx
+++ b/droit social dcg/13- licenciement - motif personnel.docx
@@ -25,10 +25,10 @@
       <w:r>
         <w:rPr>
           <w:b/>
-          <w:color w:val="7030A0"/>
+          <w:color w:val="BF5700"/>
           <w:sz w:val="24"/>
         </w:rPr>
-        <w:t>LES CONDITIONS DU LICENCIEMENT POUR MOTIF PERSONNEL I •</w:t>
+        <w:t>I • LES CONDITIONS DU LICENCIEMENT POUR MOTIF PERSONNEL</w:t>
       </w:r>
     </w:p>
     <w:p>
@@ -41,7 +41,7 @@
           <w:color w:val="2F5496"/>
           <w:sz w:val="24"/>
         </w:rPr>
-        <w:t>LA CAUSE RÉELLE ET SÉRIEUSE A •</w:t>
+        <w:t>A • LA CAUSE RÉELLE ET SÉRIEUSE</w:t>
       </w:r>
     </w:p>
     <w:p>
@@ -71,7 +71,7 @@
       <w:r>
         <w:rPr>
           <w:b w:val="0"/>
-          <w:color w:val="000000"/>
+          <w:color w:val="00703C"/>
           <w:sz w:val="22"/>
         </w:rPr>
         <w:t>Elle suppose la réunion de trois caractères.</w:t>
@@ -81,7 +81,7 @@
       <w:r>
         <w:rPr>
           <w:b w:val="0"/>
-          <w:color w:val="000000"/>
+          <w:color w:val="BF5700"/>
           <w:sz w:val="22"/>
         </w:rPr>
         <w:t>En premier lieu elle doit être concrète, c'est-à-dire établie et précise. Le fait ne doit pas être flou ou insusceptible d'être prouve.</w:t>
@@ -91,7 +91,7 @@
       <w:r>
         <w:rPr>
           <w:b w:val="0"/>
-          <w:color w:val="000000"/>
+          <w:color w:val="BF5700"/>
           <w:sz w:val="22"/>
         </w:rPr>
         <w:t>En second lieu, la cause doit être objective, c'est-à-dire fondée sur des faits, des éléments constatables, relevant de la</w:t>
@@ -111,7 +111,7 @@
       <w:r>
         <w:rPr>
           <w:b w:val="0"/>
-          <w:color w:val="000000"/>
+          <w:color w:val="BF5700"/>
           <w:sz w:val="22"/>
         </w:rPr>
         <w:t>Enfin elle doit être exacte, c'est-à-dire être conforme aux faits entraînant la procédure de licenciement.</w:t>
@@ -144,7 +144,7 @@
       <w:r>
         <w:rPr>
           <w:b w:val="0"/>
-          <w:color w:val="000000"/>
+          <w:color w:val="00703C"/>
           <w:sz w:val="22"/>
         </w:rPr>
         <w:t>La cause du licenciement doit revêtir un caractère suffisamment sérieux pour justifier un licenciement c'est-à-dire être</w:t>
@@ -170,7 +170,7 @@
           <w:color w:val="2F5496"/>
           <w:sz w:val="24"/>
         </w:rPr>
-        <w:t>LES MOTIFS DU LICENCIEMENT B •</w:t>
+        <w:t>B • LES MOTIFS DU LICENCIEMENT</w:t>
       </w:r>
     </w:p>
     <w:p>
@@ -240,7 +240,7 @@
       <w:r>
         <w:rPr>
           <w:b w:val="0"/>
-          <w:color w:val="000000"/>
+          <w:color w:val="00703C"/>
           <w:sz w:val="22"/>
         </w:rPr>
         <w:t>au contrat de travail, elle peut cependant faire l'objet d'une sanction disciplinaire.</w:t>
@@ -327,11 +327,14 @@
       </w:r>
     </w:p>
     <w:p>
+      <w:pPr>
+        <w:pStyle w:val="Heading2"/>
+      </w:pPr>
       <w:r>
         <w:rPr>
-          <w:b w:val="0"/>
-          <w:color w:val="000000"/>
-          <w:sz w:val="22"/>
+          <w:b/>
+          <w:color w:val="2F5496"/>
+          <w:sz w:val="24"/>
         </w:rPr>
         <w:t>DCGUE3F.qxp_DCGUE3F 24/07/2025 10:26 Page 58</w:t>
       </w:r>
@@ -390,7 +393,7 @@
       <w:r>
         <w:rPr>
           <w:b w:val="0"/>
-          <w:color w:val="000000"/>
+          <w:color w:val="C00000"/>
           <w:sz w:val="22"/>
         </w:rPr>
         <w:t>La faute lourde. D'une gravité exceptionnelle, elle suppose l'intention particulière de nuire à l'entreprise (par exemple</w:t>
@@ -443,7 +446,7 @@
       <w:r>
         <w:rPr>
           <w:b w:val="0"/>
-          <w:color w:val="000000"/>
+          <w:color w:val="BF5700"/>
           <w:sz w:val="22"/>
         </w:rPr>
         <w:t>Les motifs pouvant justifier le licenciement ne reposent pas toujours sur une faute. Ils doivent cependant toujours avoir</w:t>
@@ -473,7 +476,7 @@
       <w:r>
         <w:rPr>
           <w:b w:val="0"/>
-          <w:color w:val="000000"/>
+          <w:color w:val="00703C"/>
           <w:sz w:val="22"/>
         </w:rPr>
         <w:t>L'insuffisance professionnelle. Il s'agit simplement de l'incompétence qui manifeste l'impossibilité pour le salarié</w:t>
@@ -493,7 +496,7 @@
       <w:r>
         <w:rPr>
           <w:b w:val="0"/>
-          <w:color w:val="000000"/>
+          <w:color w:val="BF5700"/>
           <w:sz w:val="22"/>
         </w:rPr>
         <w:t>manquements doivent être imputables au salarié à Cass. soc. 22 février 2017). Il est nécessaire à l'appui de ce motif de</w:t>
@@ -533,7 +536,7 @@
       <w:r>
         <w:rPr>
           <w:b w:val="0"/>
-          <w:color w:val="000000"/>
+          <w:color w:val="BF5700"/>
           <w:sz w:val="22"/>
         </w:rPr>
         <w:t>La maladie. En principe la maladie ne peut être en soi un motif de licenciement. Néanmoins lorsque celle-ci, réputée et</w:t>
@@ -573,7 +576,7 @@
       <w:r>
         <w:rPr>
           <w:b w:val="0"/>
-          <w:color w:val="000000"/>
+          <w:color w:val="BF5700"/>
           <w:sz w:val="22"/>
         </w:rPr>
         <w:t>fonctions qui lui sont confiées. Dans cette hypothèse, l'employeur doit proposer au salarié tout poste comparable</w:t>
@@ -652,7 +655,7 @@
       <w:r>
         <w:rPr>
           <w:b w:val="0"/>
-          <w:color w:val="000000"/>
+          <w:color w:val="BF5700"/>
           <w:sz w:val="22"/>
         </w:rPr>
         <w:t>Lorsqu'à l'issue d'un délai d'un mois le salarié n'est pas reclassé ou licencié, l'employeur doit lui verser le salaire de à</w:t>
@@ -698,7 +701,7 @@
           <w:color w:val="2F5496"/>
           <w:sz w:val="24"/>
         </w:rPr>
-        <w:t>LE CAS PARTICULIER DES ÉVÉNEMENTS DE LA VIE PRIVÉE C •</w:t>
+        <w:t>C • LE CAS PARTICULIER DES ÉVÉNEMENTS DE LA VIE PRIVÉE</w:t>
       </w:r>
     </w:p>
     <w:p>
@@ -708,7 +711,7 @@
       <w:r>
         <w:rPr>
           <w:b/>
-          <w:color w:val="006100"/>
+          <w:color w:val="BF5700"/>
           <w:sz w:val="24"/>
         </w:rPr>
         <w:t>PRINCIPE</w:t>
@@ -718,7 +721,7 @@
       <w:r>
         <w:rPr>
           <w:b w:val="0"/>
-          <w:color w:val="006100"/>
+          <w:color w:val="BF5700"/>
           <w:sz w:val="22"/>
         </w:rPr>
         <w:t>?</w:t>
@@ -728,7 +731,7 @@
       <w:r>
         <w:rPr>
           <w:b w:val="0"/>
-          <w:color w:val="006100"/>
+          <w:color w:val="BF5700"/>
           <w:sz w:val="22"/>
         </w:rPr>
         <w:t>Par principe l'employeur ne peut être fondé à sanctionner un salarié pour des faits qui relèvent de sa vie personnelle. En</w:t>
@@ -738,7 +741,7 @@
       <w:r>
         <w:rPr>
           <w:b w:val="0"/>
-          <w:color w:val="006100"/>
+          <w:color w:val="BF5700"/>
           <w:sz w:val="22"/>
         </w:rPr>
         <w:t>effet, seules les fautes commises dans l'exécution des fonctions ou à l'occasion de celles-ci peuvent justifier l'usage par</w:t>
@@ -748,7 +751,7 @@
       <w:r>
         <w:rPr>
           <w:b w:val="0"/>
-          <w:color w:val="006100"/>
+          <w:color w:val="BF5700"/>
           <w:sz w:val="22"/>
         </w:rPr>
         <w:t>l'employeur de son pouvoir disciplinaire.</w:t>
@@ -758,7 +761,7 @@
       <w:r>
         <w:rPr>
           <w:b w:val="0"/>
-          <w:color w:val="006100"/>
+          <w:color w:val="BF5700"/>
           <w:sz w:val="22"/>
         </w:rPr>
         <w:t>La vie personnelle a une acception plus large que la vie privée dans la mesure où elle englobe cette dernière et comprend</w:t>
@@ -768,7 +771,7 @@
       <w:r>
         <w:rPr>
           <w:b w:val="0"/>
-          <w:color w:val="006100"/>
+          <w:color w:val="BF5700"/>
           <w:sz w:val="22"/>
         </w:rPr>
         <w:t>l'ensemble des comportements et activités que le salarié peut avoir en dehors de sa vie professionnelle. Il est alors aise de</w:t>
@@ -778,7 +781,7 @@
       <w:r>
         <w:rPr>
           <w:b w:val="0"/>
-          <w:color w:val="006100"/>
+          <w:color w:val="BF5700"/>
           <w:sz w:val="22"/>
         </w:rPr>
         <w:t>comprendre que l'employeur, en dehors du temps ou le salarié exécute sa prestation de travail, ne puisse avoir un droit de</w:t>
@@ -788,7 +791,7 @@
       <w:r>
         <w:rPr>
           <w:b w:val="0"/>
-          <w:color w:val="006100"/>
+          <w:color w:val="BF5700"/>
           <w:sz w:val="22"/>
         </w:rPr>
         <w:t>regard sur l'organisation, le fonctionnement ou les pratiques de la vie du salarié et à fortiori en tire un motif de sanction.</w:t>
@@ -798,7 +801,7 @@
       <w:r>
         <w:rPr>
           <w:b w:val="0"/>
-          <w:color w:val="006100"/>
+          <w:color w:val="BF5700"/>
           <w:sz w:val="22"/>
         </w:rPr>
         <w:t>La Cour de cassation a pu légitimement considérer que l'aide au séjour irrégulier ne peut être sanctionnée par l'employeur</w:t>
@@ -808,7 +811,7 @@
       <w:r>
         <w:rPr>
           <w:b w:val="0"/>
-          <w:color w:val="006100"/>
+          <w:color w:val="BF5700"/>
           <w:sz w:val="22"/>
         </w:rPr>
         <w:t>(Cass. soc.16 décembre 1997), ni même l'incarcération du salarié (Cass. soc. 26 février 2003) ou encore le fait de voler</w:t>
@@ -818,7 +821,7 @@
       <w:r>
         <w:rPr>
           <w:b w:val="0"/>
-          <w:color w:val="006100"/>
+          <w:color w:val="BF5700"/>
           <w:sz w:val="22"/>
         </w:rPr>
         <w:t>les enjoliveurs de la voiture d'un collègue sur un parking à l'extérieur de l'entreprise (Cass. soc. 19 septembre 2007).</w:t>
@@ -831,7 +834,7 @@
       <w:r>
         <w:rPr>
           <w:b/>
-          <w:color w:val="C0504D"/>
+          <w:color w:val="C00000"/>
           <w:sz w:val="24"/>
         </w:rPr>
         <w:t>EXCEPTION</w:t>
@@ -841,7 +844,7 @@
       <w:r>
         <w:rPr>
           <w:b w:val="0"/>
-          <w:color w:val="C0504D"/>
+          <w:color w:val="C00000"/>
           <w:sz w:val="22"/>
         </w:rPr>
         <w:t>?</w:t>
@@ -851,7 +854,7 @@
       <w:r>
         <w:rPr>
           <w:b w:val="0"/>
-          <w:color w:val="C0504D"/>
+          <w:color w:val="C00000"/>
           <w:sz w:val="22"/>
         </w:rPr>
         <w:t>Dans certains cas cependant, les tribunaux ont accepte de retenir des faits relevant de la vie personnelle comme</w:t>
@@ -861,7 +864,7 @@
       <w:r>
         <w:rPr>
           <w:b w:val="0"/>
-          <w:color w:val="C0504D"/>
+          <w:color w:val="BF5700"/>
           <w:sz w:val="22"/>
         </w:rPr>
         <w:t>fondement à une procédure de licenciement.</w:t>
@@ -871,7 +874,7 @@
       <w:r>
         <w:rPr>
           <w:b w:val="0"/>
-          <w:color w:val="C0504D"/>
+          <w:color w:val="00703C"/>
           <w:sz w:val="22"/>
         </w:rPr>
         <w:t>La juridiction suprême a retenu dans un premier temps la notion de trouble caractérise dans l'entreprise pour justifier qu'un fait</w:t>
@@ -881,7 +884,7 @@
       <w:r>
         <w:rPr>
           <w:b w:val="0"/>
-          <w:color w:val="C0504D"/>
+          <w:color w:val="C00000"/>
           <w:sz w:val="22"/>
         </w:rPr>
         <w:t>relevant de la vie personnelle puisse être utilisé pour sanctionner un salarié. (Par exemple un salarié qui bat son épouse à</w:t>
@@ -891,7 +894,7 @@
       <w:r>
         <w:rPr>
           <w:b w:val="0"/>
-          <w:color w:val="C0504D"/>
+          <w:color w:val="C00000"/>
           <w:sz w:val="22"/>
         </w:rPr>
         <w:t>proximité de l'entreprise, Cass. soc. 1</w:t>
@@ -901,7 +904,7 @@
       <w:r>
         <w:rPr>
           <w:b w:val="0"/>
-          <w:color w:val="C0504D"/>
+          <w:color w:val="C00000"/>
           <w:sz w:val="22"/>
         </w:rPr>
         <w:t>er</w:t>
@@ -911,7 +914,7 @@
       <w:r>
         <w:rPr>
           <w:b w:val="0"/>
-          <w:color w:val="C0504D"/>
+          <w:color w:val="C00000"/>
           <w:sz w:val="22"/>
         </w:rPr>
         <w:t>avril 1992). Plus récemment, la chambre sociale de la Cour de cassation a pu décider</w:t>
@@ -921,7 +924,7 @@
       <w:r>
         <w:rPr>
           <w:b w:val="0"/>
-          <w:color w:val="C0504D"/>
+          <w:color w:val="BF5700"/>
           <w:sz w:val="22"/>
         </w:rPr>
         <w:t>qu'un salarié tenu par sa fonction à une obligation de probité, peut être valablement sanctionné pour des faits commis en dehors</w:t>
@@ -931,7 +934,7 @@
       <w:r>
         <w:rPr>
           <w:b w:val="0"/>
-          <w:color w:val="C0504D"/>
+          <w:color w:val="BF5700"/>
           <w:sz w:val="22"/>
         </w:rPr>
         <w:t>de son travail, en violation de cette obligation, des lors qu'un trouble caractérise dans l'entreprise en résulte et rend impossible</w:t>
@@ -941,7 +944,7 @@
       <w:r>
         <w:rPr>
           <w:b w:val="0"/>
-          <w:color w:val="C0504D"/>
+          <w:color w:val="C00000"/>
           <w:sz w:val="22"/>
         </w:rPr>
         <w:t>la poursuite du contrat de travail. La qualification de faute grave n'a au demeurant pas été remise en cause (Cass. soc. 26 janvier</w:t>
@@ -951,7 +954,7 @@
       <w:r>
         <w:rPr>
           <w:b w:val="0"/>
-          <w:color w:val="C0504D"/>
+          <w:color w:val="C00000"/>
           <w:sz w:val="22"/>
         </w:rPr>
         <w:t>2006) : en l'espace, un salarié du Crédit Agricole ayant participé à un trafic de véhicule), ce qui peut prêter le flanc à la critique. En</w:t>
@@ -961,7 +964,7 @@
       <w:r>
         <w:rPr>
           <w:b w:val="0"/>
-          <w:color w:val="C0504D"/>
+          <w:color w:val="C00000"/>
           <w:sz w:val="22"/>
         </w:rPr>
         <w:t>effet, il paraît raisonnable que le droit au respect de la vie privé ne puisse justifier une sanction disciplinaire sans pour autant ôter</w:t>
@@ -971,7 +974,7 @@
       <w:r>
         <w:rPr>
           <w:b w:val="0"/>
-          <w:color w:val="C0504D"/>
+          <w:color w:val="C00000"/>
           <w:sz w:val="22"/>
         </w:rPr>
         <w:t>à l'employeur la possibilité de prononcer un licenciement sans faute. La Cour de cassation semble d'ailleurs avoir évolué dans</w:t>
@@ -981,7 +984,7 @@
       <w:r>
         <w:rPr>
           <w:b w:val="0"/>
-          <w:color w:val="C0504D"/>
+          <w:color w:val="C00000"/>
           <w:sz w:val="22"/>
         </w:rPr>
         <w:t>ses positions récentes en retenant que pour des faits de la vie privée, le trouble objectif ne puisse justifier une sanction disci-</w:t>
@@ -991,7 +994,7 @@
       <w:r>
         <w:rPr>
           <w:b w:val="0"/>
-          <w:color w:val="C0504D"/>
+          <w:color w:val="C00000"/>
           <w:sz w:val="22"/>
         </w:rPr>
         <w:t>plinaire (Cass. soc. 18 mai 2007). La haute cour (Cass. soc. 9 mars 2011) a confirme sa position en estimant qu'un fait de la</w:t>
@@ -1001,7 +1004,7 @@
       <w:r>
         <w:rPr>
           <w:b w:val="0"/>
-          <w:color w:val="C0504D"/>
+          <w:color w:val="C00000"/>
           <w:sz w:val="22"/>
         </w:rPr>
         <w:t>vie personnelle occasionnant un trouble dans l'entreprise ne peut justifier un licenciement disciplinaire.</w:t>
@@ -1011,7 +1014,7 @@
       <w:r>
         <w:rPr>
           <w:b w:val="0"/>
-          <w:color w:val="C0504D"/>
+          <w:color w:val="C00000"/>
           <w:sz w:val="22"/>
         </w:rPr>
         <w:t>Pour ce qui relève plus spécifiquement du retrait du permis de conduire, la Cour de cassation a précise dernièrement sa juris-</w:t>
@@ -1021,7 +1024,7 @@
       <w:r>
         <w:rPr>
           <w:b w:val="0"/>
-          <w:color w:val="C0504D"/>
+          <w:color w:val="C00000"/>
           <w:sz w:val="22"/>
         </w:rPr>
         <w:t>prudence en la matière. Dans un arrêt du 3 mai 2011, elle rappelle qu'un motif tire de la vie personnelle du salarié ne peut, en</w:t>
@@ -1031,7 +1034,7 @@
       <w:r>
         <w:rPr>
           <w:b w:val="0"/>
-          <w:color w:val="C0504D"/>
+          <w:color w:val="C00000"/>
           <w:sz w:val="22"/>
         </w:rPr>
         <w:t>principe, justifier un licenciement disciplinaire. Elle y apporte cependant une exception en indiquant dans son attendu à sauf s'il</w:t>
@@ -1041,7 +1044,7 @@
       <w:r>
         <w:rPr>
           <w:b w:val="0"/>
-          <w:color w:val="C0504D"/>
+          <w:color w:val="BF5700"/>
           <w:sz w:val="22"/>
         </w:rPr>
         <w:t>constitue un manquement de l'intéresse à une obligation découlant de son contrat de travail à. Des lors et à cette condition, il</w:t>
@@ -1051,7 +1054,7 @@
       <w:r>
         <w:rPr>
           <w:b w:val="0"/>
-          <w:color w:val="C0504D"/>
+          <w:color w:val="C00000"/>
           <w:sz w:val="22"/>
         </w:rPr>
         <w:t>faut comprendre qu'un licenciement pour faute puisse être prononcé à l'encontre du salarié. Position confirmée notamment</w:t>
@@ -1061,7 +1064,7 @@
       <w:r>
         <w:rPr>
           <w:b w:val="0"/>
-          <w:color w:val="C0504D"/>
+          <w:color w:val="C00000"/>
           <w:sz w:val="22"/>
         </w:rPr>
         <w:t>dans un arrêt 1</w:t>
@@ -1071,7 +1074,7 @@
       <w:r>
         <w:rPr>
           <w:b w:val="0"/>
-          <w:color w:val="C0504D"/>
+          <w:color w:val="C00000"/>
           <w:sz w:val="22"/>
         </w:rPr>
         <w:t>er</w:t>
@@ -1081,7 +1084,7 @@
       <w:r>
         <w:rPr>
           <w:b w:val="0"/>
-          <w:color w:val="C0504D"/>
+          <w:color w:val="C00000"/>
           <w:sz w:val="22"/>
         </w:rPr>
         <w:t>décembre 2015 ou encore du 22 mars 2016, ce dernier concernant un chauffeur de taxi occasionnel ayant</w:t>
@@ -1091,7 +1094,7 @@
       <w:r>
         <w:rPr>
           <w:b w:val="0"/>
-          <w:color w:val="C0504D"/>
+          <w:color w:val="C00000"/>
           <w:sz w:val="22"/>
         </w:rPr>
         <w:t>un comportement routier inconséquent et dangereux réitère (ou encore Cass. soc. 28 février 2018 / Cass. soc. 1</w:t>
@@ -1101,7 +1104,7 @@
       <w:r>
         <w:rPr>
           <w:b w:val="0"/>
-          <w:color w:val="C0504D"/>
+          <w:color w:val="C00000"/>
           <w:sz w:val="22"/>
         </w:rPr>
         <w:t>er</w:t>
@@ -1111,7 +1114,7 @@
       <w:r>
         <w:rPr>
           <w:b w:val="0"/>
-          <w:color w:val="C0504D"/>
+          <w:color w:val="C00000"/>
           <w:sz w:val="22"/>
         </w:rPr>
         <w:t>janvier</w:t>
@@ -1121,7 +1124,7 @@
       <w:r>
         <w:rPr>
           <w:b w:val="0"/>
-          <w:color w:val="C0504D"/>
+          <w:color w:val="C00000"/>
           <w:sz w:val="22"/>
         </w:rPr>
         <w:t>2019 / Cass. soc. 8 juillet 2020). Cette évolution qui autorise le licenciement disciplinaire l'encadre désormais.</w:t>
@@ -1132,7 +1135,7 @@
       <w:r>
         <w:rPr>
           <w:b w:val="0"/>
-          <w:color w:val="C0504D"/>
+          <w:color w:val="C00000"/>
           <w:sz w:val="22"/>
         </w:rPr>
         <w:t>II •</w:t>
@@ -1142,7 +1145,7 @@
       <w:r>
         <w:rPr>
           <w:b w:val="0"/>
-          <w:color w:val="C0504D"/>
+          <w:color w:val="C00000"/>
           <w:sz w:val="22"/>
         </w:rPr>
         <w:t>à noter : la mise à pied conservatoire</w:t>
@@ -1152,7 +1155,7 @@
       <w:r>
         <w:rPr>
           <w:b w:val="0"/>
-          <w:color w:val="C0504D"/>
+          <w:color w:val="C00000"/>
           <w:sz w:val="22"/>
         </w:rPr>
         <w:t>Des la connaissance de la faute et dans l'attente de la sanction, l'employeur peut prononcer une mise à pied à titre</w:t>
@@ -1162,7 +1165,7 @@
       <w:r>
         <w:rPr>
           <w:b w:val="0"/>
-          <w:color w:val="C0504D"/>
+          <w:color w:val="C00000"/>
           <w:sz w:val="22"/>
         </w:rPr>
         <w:t>conservatoire. Celle-ci se distingue clairement de la mise à pied disciplinaire qui constitue une sanction notifiée au salarié à</w:t>
@@ -1172,7 +1175,7 @@
       <w:r>
         <w:rPr>
           <w:b w:val="0"/>
-          <w:color w:val="C0504D"/>
+          <w:color w:val="BF5700"/>
           <w:sz w:val="22"/>
         </w:rPr>
         <w:t>l'issue de la procédure disciplinaire. La mise à pied conservatoire vise à écarter le salarié de l'entreprise dans l'attente d'une</w:t>
@@ -1182,7 +1185,7 @@
       <w:r>
         <w:rPr>
           <w:b w:val="0"/>
-          <w:color w:val="C0504D"/>
+          <w:color w:val="C00000"/>
           <w:sz w:val="22"/>
         </w:rPr>
         <w:t>sanction si les faits reproches le justifient, c'est-à-dire susceptibles d'entraîner un licenciement pour faute grave ou lourde.</w:t>
@@ -1192,7 +1195,7 @@
       <w:r>
         <w:rPr>
           <w:b w:val="0"/>
-          <w:color w:val="C0504D"/>
+          <w:color w:val="BF5700"/>
           <w:sz w:val="22"/>
         </w:rPr>
         <w:t>Néanmoins elle n'impose pas à l'employeur de retenir l'une de ces fautes à l'issue de la procédure de licenciement.</w:t>
@@ -1202,7 +1205,7 @@
       <w:r>
         <w:rPr>
           <w:b w:val="0"/>
-          <w:color w:val="C0504D"/>
+          <w:color w:val="BF5700"/>
           <w:sz w:val="22"/>
         </w:rPr>
         <w:t>Par contre la procédure de licenciement doit être immédiatement engagée suite à la mise à pied conservatoire. à</w:t>
@@ -1212,7 +1215,7 @@
       <w:r>
         <w:rPr>
           <w:b w:val="0"/>
-          <w:color w:val="C0504D"/>
+          <w:color w:val="00703C"/>
           <w:sz w:val="22"/>
         </w:rPr>
         <w:t>défaut, elle aura le caractère d'une mise à pied disciplinaire. En ce sens la Cour de cassation a considéré que le délai</w:t>
@@ -1222,7 +1225,7 @@
       <w:r>
         <w:rPr>
           <w:b w:val="0"/>
-          <w:color w:val="C0504D"/>
+          <w:color w:val="C00000"/>
           <w:sz w:val="22"/>
         </w:rPr>
         <w:t>de 7 jours ne caractérisait pas cette immédiateté (Cass. soc. 1</w:t>
@@ -1232,7 +1235,7 @@
       <w:r>
         <w:rPr>
           <w:b w:val="0"/>
-          <w:color w:val="C0504D"/>
+          <w:color w:val="C00000"/>
           <w:sz w:val="22"/>
         </w:rPr>
         <w:t>er</w:t>
@@ -1242,7 +1245,7 @@
       <w:r>
         <w:rPr>
           <w:b w:val="0"/>
-          <w:color w:val="C0504D"/>
+          <w:color w:val="C00000"/>
           <w:sz w:val="22"/>
         </w:rPr>
         <w:t>décembre 2011 / 14 avril 2020), ni même 4 jours</w:t>
@@ -1252,7 +1255,7 @@
       <w:r>
         <w:rPr>
           <w:b w:val="0"/>
-          <w:color w:val="C0504D"/>
+          <w:color w:val="C00000"/>
           <w:sz w:val="22"/>
         </w:rPr>
         <w:t>(Cass. soc. 30 octobre 2013).</w:t>
@@ -1268,14 +1271,14 @@
           <w:color w:val="2F5496"/>
           <w:sz w:val="24"/>
         </w:rPr>
-        <w:t>LA CONVOCATION à L'ENTRETIEN PRÉALABLE A •</w:t>
+        <w:t>A • LA CONVOCATION à L'ENTRETIEN PRÉALABLE</w:t>
       </w:r>
     </w:p>
     <w:p>
       <w:r>
         <w:rPr>
           <w:b w:val="0"/>
-          <w:color w:val="000000"/>
+          <w:color w:val="BF5700"/>
           <w:sz w:val="22"/>
         </w:rPr>
         <w:t>L'employeur doit convoquer le salarié dont il envisage le licenciement à un entretien préalable, par lettre</w:t>
@@ -1331,7 +1334,7 @@
       <w:r>
         <w:rPr>
           <w:b w:val="0"/>
-          <w:color w:val="000000"/>
+          <w:color w:val="00703C"/>
           <w:sz w:val="22"/>
         </w:rPr>
         <w:t>L'objet de l'entretien. Bien que le motif à les griefs à du licenciement n'ait pas à être indique, l'objet de l'entretien doit</w:t>
@@ -1387,7 +1390,7 @@
       <w:r>
         <w:rPr>
           <w:b w:val="0"/>
-          <w:color w:val="000000"/>
+          <w:color w:val="BF5700"/>
           <w:sz w:val="22"/>
         </w:rPr>
         <w:t>services de l'inspection du travail. Il est tout aussi nécessaire d'indiquer les adresses ou ces listes peuvent être</w:t>
@@ -1397,7 +1400,7 @@
       <w:r>
         <w:rPr>
           <w:b w:val="0"/>
-          <w:color w:val="000000"/>
+          <w:color w:val="BF5700"/>
           <w:sz w:val="22"/>
         </w:rPr>
         <w:t>consultées, à défaut la procédure est irrégulière (Cass. soc. 19 septembre 2007 et Cass. soc. 9 nov. 2010).</w:t>
@@ -1430,7 +1433,7 @@
       <w:r>
         <w:rPr>
           <w:b w:val="0"/>
-          <w:color w:val="000000"/>
+          <w:color w:val="BF5700"/>
           <w:sz w:val="22"/>
         </w:rPr>
         <w:t>Enfin, l'employeur doit respecter un délai de 5 jours ouvrables entre la présentation de la lettre recommandée (ou la</w:t>
@@ -1470,7 +1473,7 @@
       <w:r>
         <w:rPr>
           <w:b w:val="0"/>
-          <w:color w:val="000000"/>
+          <w:color w:val="BF5700"/>
           <w:sz w:val="22"/>
         </w:rPr>
         <w:t>la procédure étant irrégulière (Cass. soc. 5 juillet 2017).</w:t>
@@ -1486,14 +1489,14 @@
           <w:color w:val="2F5496"/>
           <w:sz w:val="24"/>
         </w:rPr>
-        <w:t>L'ENTRETIEN PRÉALABLE B •</w:t>
+        <w:t>B • L'ENTRETIEN PRÉALABLE</w:t>
       </w:r>
     </w:p>
     <w:p>
       <w:r>
         <w:rPr>
           <w:b w:val="0"/>
-          <w:color w:val="000000"/>
+          <w:color w:val="00703C"/>
           <w:sz w:val="22"/>
         </w:rPr>
         <w:t>Il consiste pour les parties, à faire valoir leurs prétentions. Ainsi l'employeur indique au salarié les éléments ayant</w:t>
@@ -1503,7 +1506,7 @@
       <w:r>
         <w:rPr>
           <w:b w:val="0"/>
-          <w:color w:val="000000"/>
+          <w:color w:val="BF5700"/>
           <w:sz w:val="22"/>
         </w:rPr>
         <w:t>conduit à envisager son licenciement. Il ne doit par ailleurs jamais faire état des l'entretien de sa décision.</w:t>
@@ -1523,7 +1526,7 @@
       <w:r>
         <w:rPr>
           <w:b w:val="0"/>
-          <w:color w:val="000000"/>
+          <w:color w:val="BF5700"/>
           <w:sz w:val="22"/>
         </w:rPr>
         <w:t>quelle qu'en soit la cause - n'interrompt pas la procédure ni ne la prive de régularité.</w:t>
@@ -1539,14 +1542,14 @@
           <w:color w:val="2F5496"/>
           <w:sz w:val="24"/>
         </w:rPr>
-        <w:t>LA NOTIFICATION DU LICENCIEMENT. C •</w:t>
+        <w:t>C • LA NOTIFICATION DU LICENCIEMENT.</w:t>
       </w:r>
     </w:p>
     <w:p>
       <w:r>
         <w:rPr>
           <w:b w:val="0"/>
-          <w:color w:val="000000"/>
+          <w:color w:val="BF5700"/>
           <w:sz w:val="22"/>
         </w:rPr>
         <w:t>à la suite de l'entretien, l'employeur doit notifier (c'est-à-dire porter à la connaissance dei), sa décision au salarié dans</w:t>
@@ -1589,7 +1592,7 @@
       <w:r>
         <w:rPr>
           <w:b w:val="0"/>
-          <w:color w:val="000000"/>
+          <w:color w:val="BF5700"/>
           <w:sz w:val="22"/>
         </w:rPr>
         <w:t>Le licenciement doit être obligatoirement notifié par lettre recommandée (Cass. soc. 24 janvier 2007) avec demande d'avis de</w:t>
@@ -1609,7 +1612,7 @@
       <w:r>
         <w:rPr>
           <w:b w:val="0"/>
-          <w:color w:val="000000"/>
+          <w:color w:val="BF5700"/>
           <w:sz w:val="22"/>
         </w:rPr>
         <w:t>La lettre prononçant le licenciement doit impérativement contenir les mentions suivantes :</w:t>
@@ -1642,7 +1645,7 @@
       <w:r>
         <w:rPr>
           <w:b w:val="0"/>
-          <w:color w:val="000000"/>
+          <w:color w:val="BF5700"/>
           <w:sz w:val="22"/>
         </w:rPr>
         <w:t>Il doit être fait mention des griefs retenus à l'encontre du salarié justifiant la rupture du contrat de travail. Les motifs</w:t>
@@ -1652,7 +1655,7 @@
       <w:r>
         <w:rPr>
           <w:b w:val="0"/>
-          <w:color w:val="000000"/>
+          <w:color w:val="BF5700"/>
           <w:sz w:val="22"/>
         </w:rPr>
         <w:t>doivent être précis et exhaustifs dans la mesure où ils lient le juge et l'employeur en cas de litige. De plus le motif</w:t>
@@ -1705,7 +1708,7 @@
       <w:r>
         <w:rPr>
           <w:b w:val="0"/>
-          <w:color w:val="000000"/>
+          <w:color w:val="BF5700"/>
           <w:sz w:val="22"/>
         </w:rPr>
         <w:t>préavis. En cas de dispense d'exécuter le préavis il doit en être fait mention impérativement.</w:t>
